--- a/year_1/117/projects/M117_GoLo_Rapport.docx
+++ b/year_1/117/projects/M117_GoLo_Rapport.docx
@@ -15,40 +15,22 @@
           <w:lang w:eastAsia="fr-FR"/>
         </w:rPr>
       </w:pPr>
-    </w:p>
-    <w:p>
-      <w:pPr>
-        <w:spacing w:after="0" w:line="240" w:lineRule="auto"/>
-        <w:rPr>
-          <w:rFonts w:eastAsia="+mn-ea" w:cs="Arial"/>
-          <w:i/>
-          <w:iCs/>
-          <w:color w:val="000000"/>
-          <w:kern w:val="24"/>
-          <w:lang w:eastAsia="fr-FR"/>
-        </w:rPr>
-      </w:pPr>
-    </w:p>
-    <w:p>
-      <w:pPr>
-        <w:spacing w:after="0" w:line="240" w:lineRule="auto"/>
-        <w:rPr>
-          <w:rFonts w:eastAsia="+mn-ea" w:cs="Arial"/>
-          <w:i/>
-          <w:iCs/>
-          <w:color w:val="000000"/>
-          <w:kern w:val="24"/>
-          <w:lang w:eastAsia="fr-FR"/>
-        </w:rPr>
-      </w:pPr>
       <w:r>
         <w:rPr>
           <w:noProof/>
         </w:rPr>
         <w:drawing>
-          <wp:inline distT="0" distB="0" distL="0" distR="0" wp14:anchorId="54262C66" wp14:editId="5A251515">
-            <wp:extent cx="5760720" cy="1043305"/>
-            <wp:effectExtent l="0" t="0" r="0" b="4445"/>
+          <wp:anchor distT="0" distB="0" distL="114300" distR="114300" simplePos="0" relativeHeight="251663361" behindDoc="0" locked="0" layoutInCell="1" allowOverlap="1" wp14:anchorId="54262C66" wp14:editId="05E8365A">
+            <wp:simplePos x="0" y="0"/>
+            <wp:positionH relativeFrom="column">
+              <wp:posOffset>4135755</wp:posOffset>
+            </wp:positionH>
+            <wp:positionV relativeFrom="paragraph">
+              <wp:posOffset>-681355</wp:posOffset>
+            </wp:positionV>
+            <wp:extent cx="1763629" cy="319405"/>
+            <wp:effectExtent l="0" t="0" r="8255" b="4445"/>
+            <wp:wrapNone/>
             <wp:docPr id="1047148216" name="Picture 2" descr="Parker Meggitt Defense Systems Division - Home"/>
             <wp:cNvGraphicFramePr>
               <a:graphicFrameLocks xmlns:a="http://schemas.openxmlformats.org/drawingml/2006/main" noChangeAspect="1"/>
@@ -78,7 +60,7 @@
                   <pic:spPr bwMode="auto">
                     <a:xfrm>
                       <a:off x="0" y="0"/>
-                      <a:ext cx="5760720" cy="1043305"/>
+                      <a:ext cx="1763629" cy="319405"/>
                     </a:xfrm>
                     <a:prstGeom prst="rect">
                       <a:avLst/>
@@ -91,9 +73,35 @@
                 </pic:pic>
               </a:graphicData>
             </a:graphic>
-          </wp:inline>
+          </wp:anchor>
         </w:drawing>
       </w:r>
+    </w:p>
+    <w:p>
+      <w:pPr>
+        <w:spacing w:after="0" w:line="240" w:lineRule="auto"/>
+        <w:rPr>
+          <w:rFonts w:eastAsia="+mn-ea" w:cs="Arial"/>
+          <w:i/>
+          <w:iCs/>
+          <w:color w:val="000000"/>
+          <w:kern w:val="24"/>
+          <w:lang w:eastAsia="fr-FR"/>
+        </w:rPr>
+      </w:pPr>
+    </w:p>
+    <w:p>
+      <w:pPr>
+        <w:spacing w:after="0" w:line="240" w:lineRule="auto"/>
+        <w:rPr>
+          <w:rFonts w:eastAsia="+mn-ea" w:cs="Arial"/>
+          <w:i/>
+          <w:iCs/>
+          <w:color w:val="000000"/>
+          <w:kern w:val="24"/>
+          <w:lang w:eastAsia="fr-FR"/>
+        </w:rPr>
+      </w:pPr>
     </w:p>
     <w:p>
       <w:pPr>
@@ -217,7 +225,39 @@
           <w:szCs w:val="40"/>
           <w:lang w:eastAsia="fr-FR"/>
         </w:rPr>
-        <w:t>431</w:t>
+        <w:t>117</w:t>
+      </w:r>
+    </w:p>
+    <w:p>
+      <w:pPr>
+        <w:numPr>
+          <w:ilvl w:val="0"/>
+          <w:numId w:val="1"/>
+        </w:numPr>
+        <w:tabs>
+          <w:tab w:val="clear" w:pos="360"/>
+        </w:tabs>
+        <w:rPr>
+          <w:rFonts w:eastAsia="+mn-ea" w:cs="Arial"/>
+          <w:bCs/>
+          <w:color w:val="000000"/>
+          <w:kern w:val="24"/>
+          <w:sz w:val="28"/>
+          <w:szCs w:val="36"/>
+          <w:lang w:val="en-CH" w:eastAsia="fr-FR"/>
+        </w:rPr>
+      </w:pPr>
+      <w:r>
+        <w:rPr>
+          <w:rFonts w:eastAsia="+mn-ea" w:cs="Arial"/>
+          <w:bCs/>
+          <w:color w:val="000000"/>
+          <w:kern w:val="24"/>
+          <w:sz w:val="28"/>
+          <w:szCs w:val="36"/>
+          <w:lang w:val="en-CH" w:eastAsia="fr-FR"/>
+        </w:rPr>
+        <w:t>Mettre en place l'infrastructure informatique d'une petite entreprise</w:t>
       </w:r>
     </w:p>
     <w:p>
@@ -234,7 +274,9 @@
           <w:lang w:val="en-CH" w:eastAsia="fr-FR"/>
         </w:rPr>
       </w:pPr>
-      <w:r>
+    </w:p>
+    <w:p>
+      <w:pPr>
         <w:rPr>
           <w:rFonts w:eastAsia="+mn-ea" w:cs="Arial"/>
           <w:b/>
@@ -246,124 +288,7 @@
           <w:szCs w:val="40"/>
           <w:lang w:eastAsia="fr-FR"/>
         </w:rPr>
-        <w:t>Exécuter des mandats de manière autonome dans son propre environnement professionnel</w:t>
-      </w:r>
-    </w:p>
-    <w:p>
-      <w:pPr>
-        <w:rPr>
-          <w:rFonts w:eastAsia="+mn-ea" w:cs="Arial"/>
-          <w:b/>
-          <w:i/>
-          <w:iCs/>
-          <w:color w:val="000000"/>
-          <w:kern w:val="24"/>
-          <w:sz w:val="32"/>
-          <w:szCs w:val="40"/>
-          <w:lang w:eastAsia="fr-FR"/>
-        </w:rPr>
-      </w:pPr>
-    </w:p>
-    <w:p>
-      <w:pPr>
-        <w:rPr>
-          <w:rFonts w:eastAsia="+mn-ea" w:cs="Arial"/>
-          <w:b/>
-          <w:i/>
-          <w:iCs/>
-          <w:color w:val="000000"/>
-          <w:kern w:val="24"/>
-          <w:sz w:val="32"/>
-          <w:szCs w:val="40"/>
-          <w:lang w:eastAsia="fr-FR"/>
-        </w:rPr>
-      </w:pPr>
-      <w:r>
-        <w:rPr>
-          <w:b/>
-          <w:noProof/>
-          <w:lang w:val="fr-CH" w:eastAsia="fr-CH" w:bidi="ar-SA"/>
-        </w:rPr>
-        <w:drawing>
-          <wp:anchor distT="0" distB="0" distL="114300" distR="114300" simplePos="0" relativeHeight="251658241" behindDoc="1" locked="0" layoutInCell="1" allowOverlap="1" wp14:anchorId="2552164F" wp14:editId="5764FE0F">
-            <wp:simplePos x="0" y="0"/>
-            <wp:positionH relativeFrom="column">
-              <wp:posOffset>2992755</wp:posOffset>
-            </wp:positionH>
-            <wp:positionV relativeFrom="paragraph">
-              <wp:posOffset>101600</wp:posOffset>
-            </wp:positionV>
-            <wp:extent cx="2611838" cy="1435100"/>
-            <wp:effectExtent l="0" t="0" r="0" b="0"/>
-            <wp:wrapTight wrapText="bothSides">
-              <wp:wrapPolygon edited="0">
-                <wp:start x="5042" y="0"/>
-                <wp:lineTo x="2206" y="3154"/>
-                <wp:lineTo x="1733" y="4014"/>
-                <wp:lineTo x="945" y="15483"/>
-                <wp:lineTo x="2521" y="18924"/>
-                <wp:lineTo x="2836" y="20644"/>
-                <wp:lineTo x="10556" y="21218"/>
-                <wp:lineTo x="11344" y="21218"/>
-                <wp:lineTo x="17803" y="20931"/>
-                <wp:lineTo x="20166" y="20358"/>
-                <wp:lineTo x="20009" y="18924"/>
-                <wp:lineTo x="20639" y="16057"/>
-                <wp:lineTo x="19379" y="15196"/>
-                <wp:lineTo x="13234" y="13476"/>
-                <wp:lineTo x="11974" y="12616"/>
-                <wp:lineTo x="5514" y="9749"/>
-                <wp:lineTo x="6932" y="9749"/>
-                <wp:lineTo x="7720" y="7742"/>
-                <wp:lineTo x="6144" y="0"/>
-                <wp:lineTo x="5042" y="0"/>
-              </wp:wrapPolygon>
-            </wp:wrapTight>
-            <wp:docPr id="27" name="Image 27" descr="logo_ict_s"/>
-            <wp:cNvGraphicFramePr>
-              <a:graphicFrameLocks xmlns:a="http://schemas.openxmlformats.org/drawingml/2006/main" noChangeAspect="1"/>
-            </wp:cNvGraphicFramePr>
-            <a:graphic xmlns:a="http://schemas.openxmlformats.org/drawingml/2006/main">
-              <a:graphicData uri="http://schemas.openxmlformats.org/drawingml/2006/picture">
-                <pic:pic xmlns:pic="http://schemas.openxmlformats.org/drawingml/2006/picture">
-                  <pic:nvPicPr>
-                    <pic:cNvPr id="0" name="Picture 1" descr="logo_ict_s"/>
-                    <pic:cNvPicPr>
-                      <a:picLocks noChangeAspect="1" noChangeArrowheads="1"/>
-                    </pic:cNvPicPr>
-                  </pic:nvPicPr>
-                  <pic:blipFill>
-                    <a:blip r:embed="rId9">
-                      <a:extLst>
-                        <a:ext uri="{28A0092B-C50C-407E-A947-70E740481C1C}">
-                          <a14:useLocalDpi xmlns:a14="http://schemas.microsoft.com/office/drawing/2010/main" val="0"/>
-                        </a:ext>
-                      </a:extLst>
-                    </a:blip>
-                    <a:srcRect/>
-                    <a:stretch>
-                      <a:fillRect/>
-                    </a:stretch>
-                  </pic:blipFill>
-                  <pic:spPr bwMode="auto">
-                    <a:xfrm>
-                      <a:off x="0" y="0"/>
-                      <a:ext cx="2611838" cy="1435100"/>
-                    </a:xfrm>
-                    <a:prstGeom prst="rect">
-                      <a:avLst/>
-                    </a:prstGeom>
-                    <a:noFill/>
-                    <a:ln>
-                      <a:noFill/>
-                    </a:ln>
-                  </pic:spPr>
-                </pic:pic>
-              </a:graphicData>
-            </a:graphic>
-          </wp:anchor>
-        </w:drawing>
-      </w:r>
+      </w:pPr>
     </w:p>
     <w:p>
       <w:pPr>
@@ -440,20 +365,17 @@
       <w:pPr>
         <w:spacing w:after="0"/>
         <w:ind w:firstLine="708"/>
+        <w:jc w:val="right"/>
         <w:rPr>
           <w:rFonts w:cs="Arial"/>
-          <w:b/>
-          <w:sz w:val="28"/>
-          <w:szCs w:val="28"/>
+          <w:bCs/>
           <w:lang w:val="fr-CH"/>
         </w:rPr>
       </w:pPr>
       <w:r>
         <w:rPr>
           <w:rFonts w:cs="Arial"/>
-          <w:b/>
-          <w:sz w:val="28"/>
-          <w:szCs w:val="28"/>
+          <w:bCs/>
           <w:lang w:val="fr-CH"/>
         </w:rPr>
         <w:t>Godel Loré</w:t>
@@ -463,20 +385,17 @@
       <w:pPr>
         <w:spacing w:after="0"/>
         <w:ind w:firstLine="708"/>
+        <w:jc w:val="right"/>
         <w:rPr>
           <w:rFonts w:cs="Arial"/>
-          <w:b/>
-          <w:sz w:val="28"/>
-          <w:szCs w:val="28"/>
+          <w:bCs/>
           <w:lang w:val="fr-CH"/>
         </w:rPr>
       </w:pPr>
       <w:r>
         <w:rPr>
           <w:rFonts w:cs="Arial"/>
-          <w:b/>
-          <w:sz w:val="28"/>
-          <w:szCs w:val="28"/>
+          <w:bCs/>
           <w:lang w:val="fr-CH"/>
         </w:rPr>
         <w:fldChar w:fldCharType="begin"/>
@@ -484,9 +403,7 @@
       <w:r>
         <w:rPr>
           <w:rFonts w:cs="Arial"/>
-          <w:b/>
-          <w:sz w:val="28"/>
-          <w:szCs w:val="28"/>
+          <w:bCs/>
           <w:lang w:val="fr-CH"/>
         </w:rPr>
         <w:instrText xml:space="preserve"> DATE  \@ "dd.MM.yyyy"  \* MERGEFORMAT </w:instrText>
@@ -494,9 +411,7 @@
       <w:r>
         <w:rPr>
           <w:rFonts w:cs="Arial"/>
-          <w:b/>
-          <w:sz w:val="28"/>
-          <w:szCs w:val="28"/>
+          <w:bCs/>
           <w:lang w:val="fr-CH"/>
         </w:rPr>
         <w:fldChar w:fldCharType="separate"/>
@@ -504,20 +419,16 @@
       <w:r>
         <w:rPr>
           <w:rFonts w:cs="Arial"/>
-          <w:b/>
+          <w:bCs/>
           <w:noProof/>
-          <w:sz w:val="28"/>
-          <w:szCs w:val="28"/>
           <w:lang w:val="fr-CH"/>
         </w:rPr>
-        <w:t>28.08.2025</w:t>
+        <w:t>17.09.2025</w:t>
       </w:r>
       <w:r>
         <w:rPr>
           <w:rFonts w:cs="Arial"/>
-          <w:b/>
-          <w:sz w:val="28"/>
-          <w:szCs w:val="28"/>
+          <w:bCs/>
           <w:lang w:val="fr-CH"/>
         </w:rPr>
         <w:fldChar w:fldCharType="end"/>
@@ -546,2475 +457,18 @@
         <w:br w:type="page"/>
       </w:r>
     </w:p>
-    <w:sdt>
-      <w:sdtPr>
+    <w:p>
+      <w:pPr>
+        <w:tabs>
+          <w:tab w:val="left" w:pos="2685"/>
+        </w:tabs>
         <w:rPr>
-          <w:b/>
-          <w:bCs/>
-        </w:rPr>
-        <w:id w:val="773141724"/>
-        <w:docPartObj>
-          <w:docPartGallery w:val="Table of Contents"/>
-          <w:docPartUnique/>
-        </w:docPartObj>
-      </w:sdtPr>
-      <w:sdtEndPr>
-        <w:rPr>
-          <w:b w:val="0"/>
-          <w:bCs w:val="0"/>
-        </w:rPr>
-      </w:sdtEndPr>
-      <w:sdtContent>
-        <w:p>
-          <w:pPr>
-            <w:tabs>
-              <w:tab w:val="left" w:pos="2685"/>
-            </w:tabs>
-          </w:pPr>
-          <w:r>
-            <w:t>Table des matières</w:t>
-          </w:r>
-        </w:p>
-        <w:p>
-          <w:pPr>
-            <w:pStyle w:val="TOC1"/>
-            <w:tabs>
-              <w:tab w:val="left" w:pos="440"/>
-              <w:tab w:val="right" w:leader="dot" w:pos="9062"/>
-            </w:tabs>
-            <w:rPr>
-              <w:rFonts w:cstheme="minorBidi"/>
-              <w:b w:val="0"/>
-              <w:bCs w:val="0"/>
-              <w:caps w:val="0"/>
-              <w:noProof/>
-              <w:kern w:val="2"/>
-              <w:sz w:val="24"/>
-              <w:szCs w:val="24"/>
-              <w:lang w:val="en-CH" w:eastAsia="en-CH" w:bidi="ar-SA"/>
-              <w14:ligatures w14:val="standardContextual"/>
-            </w:rPr>
-          </w:pPr>
-          <w:r>
-            <w:fldChar w:fldCharType="begin"/>
-          </w:r>
-          <w:r>
-            <w:instrText xml:space="preserve"> TOC \h \z \t "F1;1;F2;2;F3;3;F4;4;F5;5;F6;6" </w:instrText>
-          </w:r>
-          <w:r>
-            <w:fldChar w:fldCharType="separate"/>
-          </w:r>
-          <w:hyperlink w:anchor="_Toc206406699" w:history="1">
-            <w:r>
-              <w:rPr>
-                <w:rStyle w:val="Hyperlink"/>
-                <w:noProof/>
-              </w:rPr>
-              <w:t>1.</w:t>
-            </w:r>
-            <w:r>
-              <w:rPr>
-                <w:rFonts w:cstheme="minorBidi"/>
-                <w:b w:val="0"/>
-                <w:bCs w:val="0"/>
-                <w:caps w:val="0"/>
-                <w:noProof/>
-                <w:kern w:val="2"/>
-                <w:sz w:val="24"/>
-                <w:szCs w:val="24"/>
-                <w:lang w:val="en-CH" w:eastAsia="en-CH" w:bidi="ar-SA"/>
-                <w14:ligatures w14:val="standardContextual"/>
-              </w:rPr>
-              <w:tab/>
-            </w:r>
-            <w:r>
-              <w:rPr>
-                <w:rStyle w:val="Hyperlink"/>
-                <w:noProof/>
-              </w:rPr>
-              <w:t>Introduction</w:t>
-            </w:r>
-            <w:r>
-              <w:rPr>
-                <w:noProof/>
-                <w:webHidden/>
-              </w:rPr>
-              <w:tab/>
-            </w:r>
-            <w:r>
-              <w:rPr>
-                <w:noProof/>
-                <w:webHidden/>
-              </w:rPr>
-              <w:fldChar w:fldCharType="begin"/>
-            </w:r>
-            <w:r>
-              <w:rPr>
-                <w:noProof/>
-                <w:webHidden/>
-              </w:rPr>
-              <w:instrText xml:space="preserve"> PAGEREF _Toc206406699 \h </w:instrText>
-            </w:r>
-            <w:r>
-              <w:rPr>
-                <w:noProof/>
-                <w:webHidden/>
-              </w:rPr>
-            </w:r>
-            <w:r>
-              <w:rPr>
-                <w:noProof/>
-                <w:webHidden/>
-              </w:rPr>
-              <w:fldChar w:fldCharType="separate"/>
-            </w:r>
-            <w:r>
-              <w:rPr>
-                <w:noProof/>
-                <w:webHidden/>
-              </w:rPr>
-              <w:t>3</w:t>
-            </w:r>
-            <w:r>
-              <w:rPr>
-                <w:noProof/>
-                <w:webHidden/>
-              </w:rPr>
-              <w:fldChar w:fldCharType="end"/>
-            </w:r>
-          </w:hyperlink>
-        </w:p>
-        <w:p>
-          <w:pPr>
-            <w:pStyle w:val="TOC1"/>
-            <w:tabs>
-              <w:tab w:val="left" w:pos="440"/>
-              <w:tab w:val="right" w:leader="dot" w:pos="9062"/>
-            </w:tabs>
-            <w:rPr>
-              <w:rFonts w:cstheme="minorBidi"/>
-              <w:b w:val="0"/>
-              <w:bCs w:val="0"/>
-              <w:caps w:val="0"/>
-              <w:noProof/>
-              <w:kern w:val="2"/>
-              <w:sz w:val="24"/>
-              <w:szCs w:val="24"/>
-              <w:lang w:val="en-CH" w:eastAsia="en-CH" w:bidi="ar-SA"/>
-              <w14:ligatures w14:val="standardContextual"/>
-            </w:rPr>
-          </w:pPr>
-          <w:hyperlink w:anchor="_Toc206406700" w:history="1">
-            <w:r>
-              <w:rPr>
-                <w:rStyle w:val="Hyperlink"/>
-                <w:noProof/>
-              </w:rPr>
-              <w:t>2.</w:t>
-            </w:r>
-            <w:r>
-              <w:rPr>
-                <w:rFonts w:cstheme="minorBidi"/>
-                <w:b w:val="0"/>
-                <w:bCs w:val="0"/>
-                <w:caps w:val="0"/>
-                <w:noProof/>
-                <w:kern w:val="2"/>
-                <w:sz w:val="24"/>
-                <w:szCs w:val="24"/>
-                <w:lang w:val="en-CH" w:eastAsia="en-CH" w:bidi="ar-SA"/>
-                <w14:ligatures w14:val="standardContextual"/>
-              </w:rPr>
-              <w:tab/>
-            </w:r>
-            <w:r>
-              <w:rPr>
-                <w:rStyle w:val="Hyperlink"/>
-                <w:noProof/>
-              </w:rPr>
-              <w:t>Prise en main du module M431</w:t>
-            </w:r>
-            <w:r>
-              <w:rPr>
-                <w:noProof/>
-                <w:webHidden/>
-              </w:rPr>
-              <w:tab/>
-            </w:r>
-            <w:r>
-              <w:rPr>
-                <w:noProof/>
-                <w:webHidden/>
-              </w:rPr>
-              <w:fldChar w:fldCharType="begin"/>
-            </w:r>
-            <w:r>
-              <w:rPr>
-                <w:noProof/>
-                <w:webHidden/>
-              </w:rPr>
-              <w:instrText xml:space="preserve"> PAGEREF _Toc206406700 \h </w:instrText>
-            </w:r>
-            <w:r>
-              <w:rPr>
-                <w:noProof/>
-                <w:webHidden/>
-              </w:rPr>
-            </w:r>
-            <w:r>
-              <w:rPr>
-                <w:noProof/>
-                <w:webHidden/>
-              </w:rPr>
-              <w:fldChar w:fldCharType="separate"/>
-            </w:r>
-            <w:r>
-              <w:rPr>
-                <w:noProof/>
-                <w:webHidden/>
-              </w:rPr>
-              <w:t>4</w:t>
-            </w:r>
-            <w:r>
-              <w:rPr>
-                <w:noProof/>
-                <w:webHidden/>
-              </w:rPr>
-              <w:fldChar w:fldCharType="end"/>
-            </w:r>
-          </w:hyperlink>
-        </w:p>
-        <w:p>
-          <w:pPr>
-            <w:pStyle w:val="TOC2"/>
-            <w:tabs>
-              <w:tab w:val="left" w:pos="880"/>
-              <w:tab w:val="right" w:leader="dot" w:pos="9062"/>
-            </w:tabs>
-            <w:rPr>
-              <w:rFonts w:cstheme="minorBidi"/>
-              <w:smallCaps w:val="0"/>
-              <w:noProof/>
-              <w:kern w:val="2"/>
-              <w:sz w:val="24"/>
-              <w:szCs w:val="24"/>
-              <w:lang w:val="en-CH" w:eastAsia="en-CH" w:bidi="ar-SA"/>
-              <w14:ligatures w14:val="standardContextual"/>
-            </w:rPr>
-          </w:pPr>
-          <w:hyperlink w:anchor="_Toc206406701" w:history="1">
-            <w:r>
-              <w:rPr>
-                <w:rStyle w:val="Hyperlink"/>
-                <w:noProof/>
-              </w:rPr>
-              <w:t>2.1</w:t>
-            </w:r>
-            <w:r>
-              <w:rPr>
-                <w:rFonts w:cstheme="minorBidi"/>
-                <w:smallCaps w:val="0"/>
-                <w:noProof/>
-                <w:kern w:val="2"/>
-                <w:sz w:val="24"/>
-                <w:szCs w:val="24"/>
-                <w:lang w:val="en-CH" w:eastAsia="en-CH" w:bidi="ar-SA"/>
-                <w14:ligatures w14:val="standardContextual"/>
-              </w:rPr>
-              <w:tab/>
-            </w:r>
-            <w:r>
-              <w:rPr>
-                <w:rStyle w:val="Hyperlink"/>
-                <w:noProof/>
-              </w:rPr>
-              <w:t>Mise en situation, prise de note</w:t>
-            </w:r>
-            <w:r>
-              <w:rPr>
-                <w:noProof/>
-                <w:webHidden/>
-              </w:rPr>
-              <w:tab/>
-            </w:r>
-            <w:r>
-              <w:rPr>
-                <w:noProof/>
-                <w:webHidden/>
-              </w:rPr>
-              <w:fldChar w:fldCharType="begin"/>
-            </w:r>
-            <w:r>
-              <w:rPr>
-                <w:noProof/>
-                <w:webHidden/>
-              </w:rPr>
-              <w:instrText xml:space="preserve"> PAGEREF _Toc206406701 \h </w:instrText>
-            </w:r>
-            <w:r>
-              <w:rPr>
-                <w:noProof/>
-                <w:webHidden/>
-              </w:rPr>
-            </w:r>
-            <w:r>
-              <w:rPr>
-                <w:noProof/>
-                <w:webHidden/>
-              </w:rPr>
-              <w:fldChar w:fldCharType="separate"/>
-            </w:r>
-            <w:r>
-              <w:rPr>
-                <w:noProof/>
-                <w:webHidden/>
-              </w:rPr>
-              <w:t>4</w:t>
-            </w:r>
-            <w:r>
-              <w:rPr>
-                <w:noProof/>
-                <w:webHidden/>
-              </w:rPr>
-              <w:fldChar w:fldCharType="end"/>
-            </w:r>
-          </w:hyperlink>
-        </w:p>
-        <w:p>
-          <w:pPr>
-            <w:pStyle w:val="TOC3"/>
-            <w:tabs>
-              <w:tab w:val="left" w:pos="1320"/>
-              <w:tab w:val="right" w:leader="dot" w:pos="9062"/>
-            </w:tabs>
-            <w:rPr>
-              <w:rFonts w:cstheme="minorBidi"/>
-              <w:i w:val="0"/>
-              <w:iCs w:val="0"/>
-              <w:noProof/>
-              <w:kern w:val="2"/>
-              <w:sz w:val="24"/>
-              <w:szCs w:val="24"/>
-              <w:lang w:val="en-CH" w:eastAsia="en-CH" w:bidi="ar-SA"/>
-              <w14:ligatures w14:val="standardContextual"/>
-            </w:rPr>
-          </w:pPr>
-          <w:hyperlink w:anchor="_Toc206406702" w:history="1">
-            <w:r>
-              <w:rPr>
-                <w:rStyle w:val="Hyperlink"/>
-                <w:noProof/>
-              </w:rPr>
-              <w:t>2.1.1</w:t>
-            </w:r>
-            <w:r>
-              <w:rPr>
-                <w:rFonts w:cstheme="minorBidi"/>
-                <w:i w:val="0"/>
-                <w:iCs w:val="0"/>
-                <w:noProof/>
-                <w:kern w:val="2"/>
-                <w:sz w:val="24"/>
-                <w:szCs w:val="24"/>
-                <w:lang w:val="en-CH" w:eastAsia="en-CH" w:bidi="ar-SA"/>
-                <w14:ligatures w14:val="standardContextual"/>
-              </w:rPr>
-              <w:tab/>
-            </w:r>
-            <w:r>
-              <w:rPr>
-                <w:rStyle w:val="Hyperlink"/>
-                <w:noProof/>
-              </w:rPr>
-              <w:t>Oublié les informations</w:t>
-            </w:r>
-            <w:r>
-              <w:rPr>
-                <w:noProof/>
-                <w:webHidden/>
-              </w:rPr>
-              <w:tab/>
-            </w:r>
-            <w:r>
-              <w:rPr>
-                <w:noProof/>
-                <w:webHidden/>
-              </w:rPr>
-              <w:fldChar w:fldCharType="begin"/>
-            </w:r>
-            <w:r>
-              <w:rPr>
-                <w:noProof/>
-                <w:webHidden/>
-              </w:rPr>
-              <w:instrText xml:space="preserve"> PAGEREF _Toc206406702 \h </w:instrText>
-            </w:r>
-            <w:r>
-              <w:rPr>
-                <w:noProof/>
-                <w:webHidden/>
-              </w:rPr>
-            </w:r>
-            <w:r>
-              <w:rPr>
-                <w:noProof/>
-                <w:webHidden/>
-              </w:rPr>
-              <w:fldChar w:fldCharType="separate"/>
-            </w:r>
-            <w:r>
-              <w:rPr>
-                <w:noProof/>
-                <w:webHidden/>
-              </w:rPr>
-              <w:t>4</w:t>
-            </w:r>
-            <w:r>
-              <w:rPr>
-                <w:noProof/>
-                <w:webHidden/>
-              </w:rPr>
-              <w:fldChar w:fldCharType="end"/>
-            </w:r>
-          </w:hyperlink>
-        </w:p>
-        <w:p>
-          <w:pPr>
-            <w:pStyle w:val="TOC2"/>
-            <w:tabs>
-              <w:tab w:val="left" w:pos="880"/>
-              <w:tab w:val="right" w:leader="dot" w:pos="9062"/>
-            </w:tabs>
-            <w:rPr>
-              <w:rFonts w:cstheme="minorBidi"/>
-              <w:smallCaps w:val="0"/>
-              <w:noProof/>
-              <w:kern w:val="2"/>
-              <w:sz w:val="24"/>
-              <w:szCs w:val="24"/>
-              <w:lang w:val="en-CH" w:eastAsia="en-CH" w:bidi="ar-SA"/>
-              <w14:ligatures w14:val="standardContextual"/>
-            </w:rPr>
-          </w:pPr>
-          <w:hyperlink w:anchor="_Toc206406703" w:history="1">
-            <w:r>
-              <w:rPr>
-                <w:rStyle w:val="Hyperlink"/>
-                <w:noProof/>
-              </w:rPr>
-              <w:t>2.2</w:t>
-            </w:r>
-            <w:r>
-              <w:rPr>
-                <w:rFonts w:cstheme="minorBidi"/>
-                <w:smallCaps w:val="0"/>
-                <w:noProof/>
-                <w:kern w:val="2"/>
-                <w:sz w:val="24"/>
-                <w:szCs w:val="24"/>
-                <w:lang w:val="en-CH" w:eastAsia="en-CH" w:bidi="ar-SA"/>
-                <w14:ligatures w14:val="standardContextual"/>
-              </w:rPr>
-              <w:tab/>
-            </w:r>
-            <w:r>
-              <w:rPr>
-                <w:rStyle w:val="Hyperlink"/>
-                <w:noProof/>
-              </w:rPr>
-              <w:t>Pourquoi la prise de note</w:t>
-            </w:r>
-            <w:r>
-              <w:rPr>
-                <w:noProof/>
-                <w:webHidden/>
-              </w:rPr>
-              <w:tab/>
-            </w:r>
-            <w:r>
-              <w:rPr>
-                <w:noProof/>
-                <w:webHidden/>
-              </w:rPr>
-              <w:fldChar w:fldCharType="begin"/>
-            </w:r>
-            <w:r>
-              <w:rPr>
-                <w:noProof/>
-                <w:webHidden/>
-              </w:rPr>
-              <w:instrText xml:space="preserve"> PAGEREF _Toc206406703 \h </w:instrText>
-            </w:r>
-            <w:r>
-              <w:rPr>
-                <w:noProof/>
-                <w:webHidden/>
-              </w:rPr>
-            </w:r>
-            <w:r>
-              <w:rPr>
-                <w:noProof/>
-                <w:webHidden/>
-              </w:rPr>
-              <w:fldChar w:fldCharType="separate"/>
-            </w:r>
-            <w:r>
-              <w:rPr>
-                <w:noProof/>
-                <w:webHidden/>
-              </w:rPr>
-              <w:t>4</w:t>
-            </w:r>
-            <w:r>
-              <w:rPr>
-                <w:noProof/>
-                <w:webHidden/>
-              </w:rPr>
-              <w:fldChar w:fldCharType="end"/>
-            </w:r>
-          </w:hyperlink>
-        </w:p>
-        <w:p>
-          <w:pPr>
-            <w:pStyle w:val="TOC1"/>
-            <w:tabs>
-              <w:tab w:val="left" w:pos="440"/>
-              <w:tab w:val="right" w:leader="dot" w:pos="9062"/>
-            </w:tabs>
-            <w:rPr>
-              <w:rFonts w:cstheme="minorBidi"/>
-              <w:b w:val="0"/>
-              <w:bCs w:val="0"/>
-              <w:caps w:val="0"/>
-              <w:noProof/>
-              <w:kern w:val="2"/>
-              <w:sz w:val="24"/>
-              <w:szCs w:val="24"/>
-              <w:lang w:val="en-CH" w:eastAsia="en-CH" w:bidi="ar-SA"/>
-              <w14:ligatures w14:val="standardContextual"/>
-            </w:rPr>
-          </w:pPr>
-          <w:hyperlink w:anchor="_Toc206406704" w:history="1">
-            <w:r>
-              <w:rPr>
-                <w:rStyle w:val="Hyperlink"/>
-                <w:noProof/>
-              </w:rPr>
-              <w:t>3.</w:t>
-            </w:r>
-            <w:r>
-              <w:rPr>
-                <w:rFonts w:cstheme="minorBidi"/>
-                <w:b w:val="0"/>
-                <w:bCs w:val="0"/>
-                <w:caps w:val="0"/>
-                <w:noProof/>
-                <w:kern w:val="2"/>
-                <w:sz w:val="24"/>
-                <w:szCs w:val="24"/>
-                <w:lang w:val="en-CH" w:eastAsia="en-CH" w:bidi="ar-SA"/>
-                <w14:ligatures w14:val="standardContextual"/>
-              </w:rPr>
-              <w:tab/>
-            </w:r>
-            <w:r>
-              <w:rPr>
-                <w:rStyle w:val="Hyperlink"/>
-                <w:noProof/>
-              </w:rPr>
-              <w:t>Méthodes et outils pour exécuter un travail professionnel</w:t>
-            </w:r>
-            <w:r>
-              <w:rPr>
-                <w:noProof/>
-                <w:webHidden/>
-              </w:rPr>
-              <w:tab/>
-            </w:r>
-            <w:r>
-              <w:rPr>
-                <w:noProof/>
-                <w:webHidden/>
-              </w:rPr>
-              <w:fldChar w:fldCharType="begin"/>
-            </w:r>
-            <w:r>
-              <w:rPr>
-                <w:noProof/>
-                <w:webHidden/>
-              </w:rPr>
-              <w:instrText xml:space="preserve"> PAGEREF _Toc206406704 \h </w:instrText>
-            </w:r>
-            <w:r>
-              <w:rPr>
-                <w:noProof/>
-                <w:webHidden/>
-              </w:rPr>
-            </w:r>
-            <w:r>
-              <w:rPr>
-                <w:noProof/>
-                <w:webHidden/>
-              </w:rPr>
-              <w:fldChar w:fldCharType="separate"/>
-            </w:r>
-            <w:r>
-              <w:rPr>
-                <w:noProof/>
-                <w:webHidden/>
-              </w:rPr>
-              <w:t>4</w:t>
-            </w:r>
-            <w:r>
-              <w:rPr>
-                <w:noProof/>
-                <w:webHidden/>
-              </w:rPr>
-              <w:fldChar w:fldCharType="end"/>
-            </w:r>
-          </w:hyperlink>
-        </w:p>
-        <w:p>
-          <w:pPr>
-            <w:pStyle w:val="TOC2"/>
-            <w:tabs>
-              <w:tab w:val="left" w:pos="880"/>
-              <w:tab w:val="right" w:leader="dot" w:pos="9062"/>
-            </w:tabs>
-            <w:rPr>
-              <w:rFonts w:cstheme="minorBidi"/>
-              <w:smallCaps w:val="0"/>
-              <w:noProof/>
-              <w:kern w:val="2"/>
-              <w:sz w:val="24"/>
-              <w:szCs w:val="24"/>
-              <w:lang w:val="en-CH" w:eastAsia="en-CH" w:bidi="ar-SA"/>
-              <w14:ligatures w14:val="standardContextual"/>
-            </w:rPr>
-          </w:pPr>
-          <w:hyperlink w:anchor="_Toc206406705" w:history="1">
-            <w:r>
-              <w:rPr>
-                <w:rStyle w:val="Hyperlink"/>
-                <w:noProof/>
-              </w:rPr>
-              <w:t>3.1</w:t>
-            </w:r>
-            <w:r>
-              <w:rPr>
-                <w:rFonts w:cstheme="minorBidi"/>
-                <w:smallCaps w:val="0"/>
-                <w:noProof/>
-                <w:kern w:val="2"/>
-                <w:sz w:val="24"/>
-                <w:szCs w:val="24"/>
-                <w:lang w:val="en-CH" w:eastAsia="en-CH" w:bidi="ar-SA"/>
-                <w14:ligatures w14:val="standardContextual"/>
-              </w:rPr>
-              <w:tab/>
-            </w:r>
-            <w:r>
-              <w:rPr>
-                <w:rStyle w:val="Hyperlink"/>
-                <w:noProof/>
-              </w:rPr>
-              <w:t>Méthodes de travail</w:t>
-            </w:r>
-            <w:r>
-              <w:rPr>
-                <w:noProof/>
-                <w:webHidden/>
-              </w:rPr>
-              <w:tab/>
-            </w:r>
-            <w:r>
-              <w:rPr>
-                <w:noProof/>
-                <w:webHidden/>
-              </w:rPr>
-              <w:fldChar w:fldCharType="begin"/>
-            </w:r>
-            <w:r>
-              <w:rPr>
-                <w:noProof/>
-                <w:webHidden/>
-              </w:rPr>
-              <w:instrText xml:space="preserve"> PAGEREF _Toc206406705 \h </w:instrText>
-            </w:r>
-            <w:r>
-              <w:rPr>
-                <w:noProof/>
-                <w:webHidden/>
-              </w:rPr>
-            </w:r>
-            <w:r>
-              <w:rPr>
-                <w:noProof/>
-                <w:webHidden/>
-              </w:rPr>
-              <w:fldChar w:fldCharType="separate"/>
-            </w:r>
-            <w:r>
-              <w:rPr>
-                <w:noProof/>
-                <w:webHidden/>
-              </w:rPr>
-              <w:t>5</w:t>
-            </w:r>
-            <w:r>
-              <w:rPr>
-                <w:noProof/>
-                <w:webHidden/>
-              </w:rPr>
-              <w:fldChar w:fldCharType="end"/>
-            </w:r>
-          </w:hyperlink>
-        </w:p>
-        <w:p>
-          <w:pPr>
-            <w:pStyle w:val="TOC3"/>
-            <w:tabs>
-              <w:tab w:val="left" w:pos="1320"/>
-              <w:tab w:val="right" w:leader="dot" w:pos="9062"/>
-            </w:tabs>
-            <w:rPr>
-              <w:rFonts w:cstheme="minorBidi"/>
-              <w:i w:val="0"/>
-              <w:iCs w:val="0"/>
-              <w:noProof/>
-              <w:kern w:val="2"/>
-              <w:sz w:val="24"/>
-              <w:szCs w:val="24"/>
-              <w:lang w:val="en-CH" w:eastAsia="en-CH" w:bidi="ar-SA"/>
-              <w14:ligatures w14:val="standardContextual"/>
-            </w:rPr>
-          </w:pPr>
-          <w:hyperlink w:anchor="_Toc206406706" w:history="1">
-            <w:r>
-              <w:rPr>
-                <w:rStyle w:val="Hyperlink"/>
-                <w:noProof/>
-              </w:rPr>
-              <w:t>3.1.1</w:t>
-            </w:r>
-            <w:r>
-              <w:rPr>
-                <w:rFonts w:cstheme="minorBidi"/>
-                <w:i w:val="0"/>
-                <w:iCs w:val="0"/>
-                <w:noProof/>
-                <w:kern w:val="2"/>
-                <w:sz w:val="24"/>
-                <w:szCs w:val="24"/>
-                <w:lang w:val="en-CH" w:eastAsia="en-CH" w:bidi="ar-SA"/>
-                <w14:ligatures w14:val="standardContextual"/>
-              </w:rPr>
-              <w:tab/>
-            </w:r>
-            <w:r>
-              <w:rPr>
-                <w:rStyle w:val="Hyperlink"/>
-                <w:noProof/>
-              </w:rPr>
-              <w:t>S’informer</w:t>
-            </w:r>
-            <w:r>
-              <w:rPr>
-                <w:noProof/>
-                <w:webHidden/>
-              </w:rPr>
-              <w:tab/>
-            </w:r>
-            <w:r>
-              <w:rPr>
-                <w:noProof/>
-                <w:webHidden/>
-              </w:rPr>
-              <w:fldChar w:fldCharType="begin"/>
-            </w:r>
-            <w:r>
-              <w:rPr>
-                <w:noProof/>
-                <w:webHidden/>
-              </w:rPr>
-              <w:instrText xml:space="preserve"> PAGEREF _Toc206406706 \h </w:instrText>
-            </w:r>
-            <w:r>
-              <w:rPr>
-                <w:noProof/>
-                <w:webHidden/>
-              </w:rPr>
-            </w:r>
-            <w:r>
-              <w:rPr>
-                <w:noProof/>
-                <w:webHidden/>
-              </w:rPr>
-              <w:fldChar w:fldCharType="separate"/>
-            </w:r>
-            <w:r>
-              <w:rPr>
-                <w:noProof/>
-                <w:webHidden/>
-              </w:rPr>
-              <w:t>6</w:t>
-            </w:r>
-            <w:r>
-              <w:rPr>
-                <w:noProof/>
-                <w:webHidden/>
-              </w:rPr>
-              <w:fldChar w:fldCharType="end"/>
-            </w:r>
-          </w:hyperlink>
-        </w:p>
-        <w:p>
-          <w:pPr>
-            <w:pStyle w:val="TOC3"/>
-            <w:tabs>
-              <w:tab w:val="left" w:pos="1320"/>
-              <w:tab w:val="right" w:leader="dot" w:pos="9062"/>
-            </w:tabs>
-            <w:rPr>
-              <w:rFonts w:cstheme="minorBidi"/>
-              <w:i w:val="0"/>
-              <w:iCs w:val="0"/>
-              <w:noProof/>
-              <w:kern w:val="2"/>
-              <w:sz w:val="24"/>
-              <w:szCs w:val="24"/>
-              <w:lang w:val="en-CH" w:eastAsia="en-CH" w:bidi="ar-SA"/>
-              <w14:ligatures w14:val="standardContextual"/>
-            </w:rPr>
-          </w:pPr>
-          <w:hyperlink w:anchor="_Toc206406707" w:history="1">
-            <w:r>
-              <w:rPr>
-                <w:rStyle w:val="Hyperlink"/>
-                <w:noProof/>
-              </w:rPr>
-              <w:t>3.1.2</w:t>
-            </w:r>
-            <w:r>
-              <w:rPr>
-                <w:rFonts w:cstheme="minorBidi"/>
-                <w:i w:val="0"/>
-                <w:iCs w:val="0"/>
-                <w:noProof/>
-                <w:kern w:val="2"/>
-                <w:sz w:val="24"/>
-                <w:szCs w:val="24"/>
-                <w:lang w:val="en-CH" w:eastAsia="en-CH" w:bidi="ar-SA"/>
-                <w14:ligatures w14:val="standardContextual"/>
-              </w:rPr>
-              <w:tab/>
-            </w:r>
-            <w:r>
-              <w:rPr>
-                <w:rStyle w:val="Hyperlink"/>
-                <w:noProof/>
-              </w:rPr>
-              <w:t>Planifier</w:t>
-            </w:r>
-            <w:r>
-              <w:rPr>
-                <w:noProof/>
-                <w:webHidden/>
-              </w:rPr>
-              <w:tab/>
-            </w:r>
-            <w:r>
-              <w:rPr>
-                <w:noProof/>
-                <w:webHidden/>
-              </w:rPr>
-              <w:fldChar w:fldCharType="begin"/>
-            </w:r>
-            <w:r>
-              <w:rPr>
-                <w:noProof/>
-                <w:webHidden/>
-              </w:rPr>
-              <w:instrText xml:space="preserve"> PAGEREF _Toc206406707 \h </w:instrText>
-            </w:r>
-            <w:r>
-              <w:rPr>
-                <w:noProof/>
-                <w:webHidden/>
-              </w:rPr>
-            </w:r>
-            <w:r>
-              <w:rPr>
-                <w:noProof/>
-                <w:webHidden/>
-              </w:rPr>
-              <w:fldChar w:fldCharType="separate"/>
-            </w:r>
-            <w:r>
-              <w:rPr>
-                <w:noProof/>
-                <w:webHidden/>
-              </w:rPr>
-              <w:t>6</w:t>
-            </w:r>
-            <w:r>
-              <w:rPr>
-                <w:noProof/>
-                <w:webHidden/>
-              </w:rPr>
-              <w:fldChar w:fldCharType="end"/>
-            </w:r>
-          </w:hyperlink>
-        </w:p>
-        <w:p>
-          <w:pPr>
-            <w:pStyle w:val="TOC3"/>
-            <w:tabs>
-              <w:tab w:val="left" w:pos="1320"/>
-              <w:tab w:val="right" w:leader="dot" w:pos="9062"/>
-            </w:tabs>
-            <w:rPr>
-              <w:rFonts w:cstheme="minorBidi"/>
-              <w:i w:val="0"/>
-              <w:iCs w:val="0"/>
-              <w:noProof/>
-              <w:kern w:val="2"/>
-              <w:sz w:val="24"/>
-              <w:szCs w:val="24"/>
-              <w:lang w:val="en-CH" w:eastAsia="en-CH" w:bidi="ar-SA"/>
-              <w14:ligatures w14:val="standardContextual"/>
-            </w:rPr>
-          </w:pPr>
-          <w:hyperlink w:anchor="_Toc206406708" w:history="1">
-            <w:r>
-              <w:rPr>
-                <w:rStyle w:val="Hyperlink"/>
-                <w:noProof/>
-              </w:rPr>
-              <w:t>3.1.3</w:t>
-            </w:r>
-            <w:r>
-              <w:rPr>
-                <w:rFonts w:cstheme="minorBidi"/>
-                <w:i w:val="0"/>
-                <w:iCs w:val="0"/>
-                <w:noProof/>
-                <w:kern w:val="2"/>
-                <w:sz w:val="24"/>
-                <w:szCs w:val="24"/>
-                <w:lang w:val="en-CH" w:eastAsia="en-CH" w:bidi="ar-SA"/>
-                <w14:ligatures w14:val="standardContextual"/>
-              </w:rPr>
-              <w:tab/>
-            </w:r>
-            <w:r>
-              <w:rPr>
-                <w:rStyle w:val="Hyperlink"/>
-                <w:noProof/>
-              </w:rPr>
-              <w:t>Décider</w:t>
-            </w:r>
-            <w:r>
-              <w:rPr>
-                <w:noProof/>
-                <w:webHidden/>
-              </w:rPr>
-              <w:tab/>
-            </w:r>
-            <w:r>
-              <w:rPr>
-                <w:noProof/>
-                <w:webHidden/>
-              </w:rPr>
-              <w:fldChar w:fldCharType="begin"/>
-            </w:r>
-            <w:r>
-              <w:rPr>
-                <w:noProof/>
-                <w:webHidden/>
-              </w:rPr>
-              <w:instrText xml:space="preserve"> PAGEREF _Toc206406708 \h </w:instrText>
-            </w:r>
-            <w:r>
-              <w:rPr>
-                <w:noProof/>
-                <w:webHidden/>
-              </w:rPr>
-            </w:r>
-            <w:r>
-              <w:rPr>
-                <w:noProof/>
-                <w:webHidden/>
-              </w:rPr>
-              <w:fldChar w:fldCharType="separate"/>
-            </w:r>
-            <w:r>
-              <w:rPr>
-                <w:noProof/>
-                <w:webHidden/>
-              </w:rPr>
-              <w:t>6</w:t>
-            </w:r>
-            <w:r>
-              <w:rPr>
-                <w:noProof/>
-                <w:webHidden/>
-              </w:rPr>
-              <w:fldChar w:fldCharType="end"/>
-            </w:r>
-          </w:hyperlink>
-        </w:p>
-        <w:p>
-          <w:pPr>
-            <w:pStyle w:val="TOC3"/>
-            <w:tabs>
-              <w:tab w:val="left" w:pos="1320"/>
-              <w:tab w:val="right" w:leader="dot" w:pos="9062"/>
-            </w:tabs>
-            <w:rPr>
-              <w:rFonts w:cstheme="minorBidi"/>
-              <w:i w:val="0"/>
-              <w:iCs w:val="0"/>
-              <w:noProof/>
-              <w:kern w:val="2"/>
-              <w:sz w:val="24"/>
-              <w:szCs w:val="24"/>
-              <w:lang w:val="en-CH" w:eastAsia="en-CH" w:bidi="ar-SA"/>
-              <w14:ligatures w14:val="standardContextual"/>
-            </w:rPr>
-          </w:pPr>
-          <w:hyperlink w:anchor="_Toc206406709" w:history="1">
-            <w:r>
-              <w:rPr>
-                <w:rStyle w:val="Hyperlink"/>
-                <w:noProof/>
-              </w:rPr>
-              <w:t>3.1.4</w:t>
-            </w:r>
-            <w:r>
-              <w:rPr>
-                <w:rFonts w:cstheme="minorBidi"/>
-                <w:i w:val="0"/>
-                <w:iCs w:val="0"/>
-                <w:noProof/>
-                <w:kern w:val="2"/>
-                <w:sz w:val="24"/>
-                <w:szCs w:val="24"/>
-                <w:lang w:val="en-CH" w:eastAsia="en-CH" w:bidi="ar-SA"/>
-                <w14:ligatures w14:val="standardContextual"/>
-              </w:rPr>
-              <w:tab/>
-            </w:r>
-            <w:r>
-              <w:rPr>
-                <w:rStyle w:val="Hyperlink"/>
-                <w:noProof/>
-              </w:rPr>
-              <w:t>Réaliser</w:t>
-            </w:r>
-            <w:r>
-              <w:rPr>
-                <w:noProof/>
-                <w:webHidden/>
-              </w:rPr>
-              <w:tab/>
-            </w:r>
-            <w:r>
-              <w:rPr>
-                <w:noProof/>
-                <w:webHidden/>
-              </w:rPr>
-              <w:fldChar w:fldCharType="begin"/>
-            </w:r>
-            <w:r>
-              <w:rPr>
-                <w:noProof/>
-                <w:webHidden/>
-              </w:rPr>
-              <w:instrText xml:space="preserve"> PAGEREF _Toc206406709 \h </w:instrText>
-            </w:r>
-            <w:r>
-              <w:rPr>
-                <w:noProof/>
-                <w:webHidden/>
-              </w:rPr>
-            </w:r>
-            <w:r>
-              <w:rPr>
-                <w:noProof/>
-                <w:webHidden/>
-              </w:rPr>
-              <w:fldChar w:fldCharType="separate"/>
-            </w:r>
-            <w:r>
-              <w:rPr>
-                <w:noProof/>
-                <w:webHidden/>
-              </w:rPr>
-              <w:t>6</w:t>
-            </w:r>
-            <w:r>
-              <w:rPr>
-                <w:noProof/>
-                <w:webHidden/>
-              </w:rPr>
-              <w:fldChar w:fldCharType="end"/>
-            </w:r>
-          </w:hyperlink>
-        </w:p>
-        <w:p>
-          <w:pPr>
-            <w:pStyle w:val="TOC3"/>
-            <w:tabs>
-              <w:tab w:val="left" w:pos="1320"/>
-              <w:tab w:val="right" w:leader="dot" w:pos="9062"/>
-            </w:tabs>
-            <w:rPr>
-              <w:rFonts w:cstheme="minorBidi"/>
-              <w:i w:val="0"/>
-              <w:iCs w:val="0"/>
-              <w:noProof/>
-              <w:kern w:val="2"/>
-              <w:sz w:val="24"/>
-              <w:szCs w:val="24"/>
-              <w:lang w:val="en-CH" w:eastAsia="en-CH" w:bidi="ar-SA"/>
-              <w14:ligatures w14:val="standardContextual"/>
-            </w:rPr>
-          </w:pPr>
-          <w:hyperlink w:anchor="_Toc206406710" w:history="1">
-            <w:r>
-              <w:rPr>
-                <w:rStyle w:val="Hyperlink"/>
-                <w:noProof/>
-              </w:rPr>
-              <w:t>3.1.5</w:t>
-            </w:r>
-            <w:r>
-              <w:rPr>
-                <w:rFonts w:cstheme="minorBidi"/>
-                <w:i w:val="0"/>
-                <w:iCs w:val="0"/>
-                <w:noProof/>
-                <w:kern w:val="2"/>
-                <w:sz w:val="24"/>
-                <w:szCs w:val="24"/>
-                <w:lang w:val="en-CH" w:eastAsia="en-CH" w:bidi="ar-SA"/>
-                <w14:ligatures w14:val="standardContextual"/>
-              </w:rPr>
-              <w:tab/>
-            </w:r>
-            <w:r>
-              <w:rPr>
-                <w:rStyle w:val="Hyperlink"/>
-                <w:noProof/>
-              </w:rPr>
-              <w:t>Contrôler</w:t>
-            </w:r>
-            <w:r>
-              <w:rPr>
-                <w:noProof/>
-                <w:webHidden/>
-              </w:rPr>
-              <w:tab/>
-            </w:r>
-            <w:r>
-              <w:rPr>
-                <w:noProof/>
-                <w:webHidden/>
-              </w:rPr>
-              <w:fldChar w:fldCharType="begin"/>
-            </w:r>
-            <w:r>
-              <w:rPr>
-                <w:noProof/>
-                <w:webHidden/>
-              </w:rPr>
-              <w:instrText xml:space="preserve"> PAGEREF _Toc206406710 \h </w:instrText>
-            </w:r>
-            <w:r>
-              <w:rPr>
-                <w:noProof/>
-                <w:webHidden/>
-              </w:rPr>
-            </w:r>
-            <w:r>
-              <w:rPr>
-                <w:noProof/>
-                <w:webHidden/>
-              </w:rPr>
-              <w:fldChar w:fldCharType="separate"/>
-            </w:r>
-            <w:r>
-              <w:rPr>
-                <w:noProof/>
-                <w:webHidden/>
-              </w:rPr>
-              <w:t>6</w:t>
-            </w:r>
-            <w:r>
-              <w:rPr>
-                <w:noProof/>
-                <w:webHidden/>
-              </w:rPr>
-              <w:fldChar w:fldCharType="end"/>
-            </w:r>
-          </w:hyperlink>
-        </w:p>
-        <w:p>
-          <w:pPr>
-            <w:pStyle w:val="TOC3"/>
-            <w:tabs>
-              <w:tab w:val="left" w:pos="1320"/>
-              <w:tab w:val="right" w:leader="dot" w:pos="9062"/>
-            </w:tabs>
-            <w:rPr>
-              <w:rFonts w:cstheme="minorBidi"/>
-              <w:i w:val="0"/>
-              <w:iCs w:val="0"/>
-              <w:noProof/>
-              <w:kern w:val="2"/>
-              <w:sz w:val="24"/>
-              <w:szCs w:val="24"/>
-              <w:lang w:val="en-CH" w:eastAsia="en-CH" w:bidi="ar-SA"/>
-              <w14:ligatures w14:val="standardContextual"/>
-            </w:rPr>
-          </w:pPr>
-          <w:hyperlink w:anchor="_Toc206406711" w:history="1">
-            <w:r>
-              <w:rPr>
-                <w:rStyle w:val="Hyperlink"/>
-                <w:noProof/>
-              </w:rPr>
-              <w:t>3.1.6</w:t>
-            </w:r>
-            <w:r>
-              <w:rPr>
-                <w:rFonts w:cstheme="minorBidi"/>
-                <w:i w:val="0"/>
-                <w:iCs w:val="0"/>
-                <w:noProof/>
-                <w:kern w:val="2"/>
-                <w:sz w:val="24"/>
-                <w:szCs w:val="24"/>
-                <w:lang w:val="en-CH" w:eastAsia="en-CH" w:bidi="ar-SA"/>
-                <w14:ligatures w14:val="standardContextual"/>
-              </w:rPr>
-              <w:tab/>
-            </w:r>
-            <w:r>
-              <w:rPr>
-                <w:rStyle w:val="Hyperlink"/>
-                <w:noProof/>
-              </w:rPr>
-              <w:t>Evaluer</w:t>
-            </w:r>
-            <w:r>
-              <w:rPr>
-                <w:noProof/>
-                <w:webHidden/>
-              </w:rPr>
-              <w:tab/>
-            </w:r>
-            <w:r>
-              <w:rPr>
-                <w:noProof/>
-                <w:webHidden/>
-              </w:rPr>
-              <w:fldChar w:fldCharType="begin"/>
-            </w:r>
-            <w:r>
-              <w:rPr>
-                <w:noProof/>
-                <w:webHidden/>
-              </w:rPr>
-              <w:instrText xml:space="preserve"> PAGEREF _Toc206406711 \h </w:instrText>
-            </w:r>
-            <w:r>
-              <w:rPr>
-                <w:noProof/>
-                <w:webHidden/>
-              </w:rPr>
-            </w:r>
-            <w:r>
-              <w:rPr>
-                <w:noProof/>
-                <w:webHidden/>
-              </w:rPr>
-              <w:fldChar w:fldCharType="separate"/>
-            </w:r>
-            <w:r>
-              <w:rPr>
-                <w:noProof/>
-                <w:webHidden/>
-              </w:rPr>
-              <w:t>6</w:t>
-            </w:r>
-            <w:r>
-              <w:rPr>
-                <w:noProof/>
-                <w:webHidden/>
-              </w:rPr>
-              <w:fldChar w:fldCharType="end"/>
-            </w:r>
-          </w:hyperlink>
-        </w:p>
-        <w:p>
-          <w:pPr>
-            <w:pStyle w:val="TOC2"/>
-            <w:tabs>
-              <w:tab w:val="left" w:pos="880"/>
-              <w:tab w:val="right" w:leader="dot" w:pos="9062"/>
-            </w:tabs>
-            <w:rPr>
-              <w:rFonts w:cstheme="minorBidi"/>
-              <w:smallCaps w:val="0"/>
-              <w:noProof/>
-              <w:kern w:val="2"/>
-              <w:sz w:val="24"/>
-              <w:szCs w:val="24"/>
-              <w:lang w:val="en-CH" w:eastAsia="en-CH" w:bidi="ar-SA"/>
-              <w14:ligatures w14:val="standardContextual"/>
-            </w:rPr>
-          </w:pPr>
-          <w:hyperlink w:anchor="_Toc206406712" w:history="1">
-            <w:r>
-              <w:rPr>
-                <w:rStyle w:val="Hyperlink"/>
-                <w:noProof/>
-              </w:rPr>
-              <w:t>3.2</w:t>
-            </w:r>
-            <w:r>
-              <w:rPr>
-                <w:rFonts w:cstheme="minorBidi"/>
-                <w:smallCaps w:val="0"/>
-                <w:noProof/>
-                <w:kern w:val="2"/>
-                <w:sz w:val="24"/>
-                <w:szCs w:val="24"/>
-                <w:lang w:val="en-CH" w:eastAsia="en-CH" w:bidi="ar-SA"/>
-                <w14:ligatures w14:val="standardContextual"/>
-              </w:rPr>
-              <w:tab/>
-            </w:r>
-            <w:r>
-              <w:rPr>
-                <w:rStyle w:val="Hyperlink"/>
-                <w:noProof/>
-              </w:rPr>
-              <w:t>Les outils pour un travail professionnelle</w:t>
-            </w:r>
-            <w:r>
-              <w:rPr>
-                <w:noProof/>
-                <w:webHidden/>
-              </w:rPr>
-              <w:tab/>
-            </w:r>
-            <w:r>
-              <w:rPr>
-                <w:noProof/>
-                <w:webHidden/>
-              </w:rPr>
-              <w:fldChar w:fldCharType="begin"/>
-            </w:r>
-            <w:r>
-              <w:rPr>
-                <w:noProof/>
-                <w:webHidden/>
-              </w:rPr>
-              <w:instrText xml:space="preserve"> PAGEREF _Toc206406712 \h </w:instrText>
-            </w:r>
-            <w:r>
-              <w:rPr>
-                <w:noProof/>
-                <w:webHidden/>
-              </w:rPr>
-            </w:r>
-            <w:r>
-              <w:rPr>
-                <w:noProof/>
-                <w:webHidden/>
-              </w:rPr>
-              <w:fldChar w:fldCharType="separate"/>
-            </w:r>
-            <w:r>
-              <w:rPr>
-                <w:noProof/>
-                <w:webHidden/>
-              </w:rPr>
-              <w:t>6</w:t>
-            </w:r>
-            <w:r>
-              <w:rPr>
-                <w:noProof/>
-                <w:webHidden/>
-              </w:rPr>
-              <w:fldChar w:fldCharType="end"/>
-            </w:r>
-          </w:hyperlink>
-        </w:p>
-        <w:p>
-          <w:pPr>
-            <w:pStyle w:val="TOC3"/>
-            <w:tabs>
-              <w:tab w:val="left" w:pos="1320"/>
-              <w:tab w:val="right" w:leader="dot" w:pos="9062"/>
-            </w:tabs>
-            <w:rPr>
-              <w:rFonts w:cstheme="minorBidi"/>
-              <w:i w:val="0"/>
-              <w:iCs w:val="0"/>
-              <w:noProof/>
-              <w:kern w:val="2"/>
-              <w:sz w:val="24"/>
-              <w:szCs w:val="24"/>
-              <w:lang w:val="en-CH" w:eastAsia="en-CH" w:bidi="ar-SA"/>
-              <w14:ligatures w14:val="standardContextual"/>
-            </w:rPr>
-          </w:pPr>
-          <w:hyperlink w:anchor="_Toc206406713" w:history="1">
-            <w:r>
-              <w:rPr>
-                <w:rStyle w:val="Hyperlink"/>
-                <w:noProof/>
-              </w:rPr>
-              <w:t>3.2.1</w:t>
-            </w:r>
-            <w:r>
-              <w:rPr>
-                <w:rFonts w:cstheme="minorBidi"/>
-                <w:i w:val="0"/>
-                <w:iCs w:val="0"/>
-                <w:noProof/>
-                <w:kern w:val="2"/>
-                <w:sz w:val="24"/>
-                <w:szCs w:val="24"/>
-                <w:lang w:val="en-CH" w:eastAsia="en-CH" w:bidi="ar-SA"/>
-                <w14:ligatures w14:val="standardContextual"/>
-              </w:rPr>
-              <w:tab/>
-            </w:r>
-            <w:r>
-              <w:rPr>
-                <w:rStyle w:val="Hyperlink"/>
-                <w:noProof/>
-              </w:rPr>
-              <w:t>Prise de note</w:t>
-            </w:r>
-            <w:r>
-              <w:rPr>
-                <w:noProof/>
-                <w:webHidden/>
-              </w:rPr>
-              <w:tab/>
-            </w:r>
-            <w:r>
-              <w:rPr>
-                <w:noProof/>
-                <w:webHidden/>
-              </w:rPr>
-              <w:fldChar w:fldCharType="begin"/>
-            </w:r>
-            <w:r>
-              <w:rPr>
-                <w:noProof/>
-                <w:webHidden/>
-              </w:rPr>
-              <w:instrText xml:space="preserve"> PAGEREF _Toc206406713 \h </w:instrText>
-            </w:r>
-            <w:r>
-              <w:rPr>
-                <w:noProof/>
-                <w:webHidden/>
-              </w:rPr>
-            </w:r>
-            <w:r>
-              <w:rPr>
-                <w:noProof/>
-                <w:webHidden/>
-              </w:rPr>
-              <w:fldChar w:fldCharType="separate"/>
-            </w:r>
-            <w:r>
-              <w:rPr>
-                <w:noProof/>
-                <w:webHidden/>
-              </w:rPr>
-              <w:t>6</w:t>
-            </w:r>
-            <w:r>
-              <w:rPr>
-                <w:noProof/>
-                <w:webHidden/>
-              </w:rPr>
-              <w:fldChar w:fldCharType="end"/>
-            </w:r>
-          </w:hyperlink>
-        </w:p>
-        <w:p>
-          <w:pPr>
-            <w:pStyle w:val="TOC3"/>
-            <w:tabs>
-              <w:tab w:val="left" w:pos="1320"/>
-              <w:tab w:val="right" w:leader="dot" w:pos="9062"/>
-            </w:tabs>
-            <w:rPr>
-              <w:rFonts w:cstheme="minorBidi"/>
-              <w:i w:val="0"/>
-              <w:iCs w:val="0"/>
-              <w:noProof/>
-              <w:kern w:val="2"/>
-              <w:sz w:val="24"/>
-              <w:szCs w:val="24"/>
-              <w:lang w:val="en-CH" w:eastAsia="en-CH" w:bidi="ar-SA"/>
-              <w14:ligatures w14:val="standardContextual"/>
-            </w:rPr>
-          </w:pPr>
-          <w:hyperlink w:anchor="_Toc206406714" w:history="1">
-            <w:r>
-              <w:rPr>
-                <w:rStyle w:val="Hyperlink"/>
-                <w:noProof/>
-              </w:rPr>
-              <w:t>3.2.2</w:t>
-            </w:r>
-            <w:r>
-              <w:rPr>
-                <w:rFonts w:cstheme="minorBidi"/>
-                <w:i w:val="0"/>
-                <w:iCs w:val="0"/>
-                <w:noProof/>
-                <w:kern w:val="2"/>
-                <w:sz w:val="24"/>
-                <w:szCs w:val="24"/>
-                <w:lang w:val="en-CH" w:eastAsia="en-CH" w:bidi="ar-SA"/>
-                <w14:ligatures w14:val="standardContextual"/>
-              </w:rPr>
-              <w:tab/>
-            </w:r>
-            <w:r>
-              <w:rPr>
-                <w:rStyle w:val="Hyperlink"/>
-                <w:noProof/>
-                <w:shd w:val="clear" w:color="auto" w:fill="FFFFFF"/>
-              </w:rPr>
-              <w:t>Développer sa créativité - mind mapping</w:t>
-            </w:r>
-            <w:r>
-              <w:rPr>
-                <w:noProof/>
-                <w:webHidden/>
-              </w:rPr>
-              <w:tab/>
-            </w:r>
-            <w:r>
-              <w:rPr>
-                <w:noProof/>
-                <w:webHidden/>
-              </w:rPr>
-              <w:fldChar w:fldCharType="begin"/>
-            </w:r>
-            <w:r>
-              <w:rPr>
-                <w:noProof/>
-                <w:webHidden/>
-              </w:rPr>
-              <w:instrText xml:space="preserve"> PAGEREF _Toc206406714 \h </w:instrText>
-            </w:r>
-            <w:r>
-              <w:rPr>
-                <w:noProof/>
-                <w:webHidden/>
-              </w:rPr>
-            </w:r>
-            <w:r>
-              <w:rPr>
-                <w:noProof/>
-                <w:webHidden/>
-              </w:rPr>
-              <w:fldChar w:fldCharType="separate"/>
-            </w:r>
-            <w:r>
-              <w:rPr>
-                <w:noProof/>
-                <w:webHidden/>
-              </w:rPr>
-              <w:t>6</w:t>
-            </w:r>
-            <w:r>
-              <w:rPr>
-                <w:noProof/>
-                <w:webHidden/>
-              </w:rPr>
-              <w:fldChar w:fldCharType="end"/>
-            </w:r>
-          </w:hyperlink>
-        </w:p>
-        <w:p>
-          <w:pPr>
-            <w:pStyle w:val="TOC3"/>
-            <w:tabs>
-              <w:tab w:val="left" w:pos="1320"/>
-              <w:tab w:val="right" w:leader="dot" w:pos="9062"/>
-            </w:tabs>
-            <w:rPr>
-              <w:rFonts w:cstheme="minorBidi"/>
-              <w:i w:val="0"/>
-              <w:iCs w:val="0"/>
-              <w:noProof/>
-              <w:kern w:val="2"/>
-              <w:sz w:val="24"/>
-              <w:szCs w:val="24"/>
-              <w:lang w:val="en-CH" w:eastAsia="en-CH" w:bidi="ar-SA"/>
-              <w14:ligatures w14:val="standardContextual"/>
-            </w:rPr>
-          </w:pPr>
-          <w:hyperlink w:anchor="_Toc206406715" w:history="1">
-            <w:r>
-              <w:rPr>
-                <w:rStyle w:val="Hyperlink"/>
-                <w:rFonts w:cs="Arial"/>
-                <w:noProof/>
-              </w:rPr>
-              <w:t>3.2.3</w:t>
-            </w:r>
-            <w:r>
-              <w:rPr>
-                <w:rFonts w:cstheme="minorBidi"/>
-                <w:i w:val="0"/>
-                <w:iCs w:val="0"/>
-                <w:noProof/>
-                <w:kern w:val="2"/>
-                <w:sz w:val="24"/>
-                <w:szCs w:val="24"/>
-                <w:lang w:val="en-CH" w:eastAsia="en-CH" w:bidi="ar-SA"/>
-                <w14:ligatures w14:val="standardContextual"/>
-              </w:rPr>
-              <w:tab/>
-            </w:r>
-            <w:r>
-              <w:rPr>
-                <w:rStyle w:val="Hyperlink"/>
-                <w:noProof/>
-                <w:shd w:val="clear" w:color="auto" w:fill="FFFFFF"/>
-              </w:rPr>
-              <w:t xml:space="preserve">Planifier des tâches avec le </w:t>
-            </w:r>
-            <w:r>
-              <w:rPr>
-                <w:rStyle w:val="Hyperlink"/>
-                <w:rFonts w:cs="Arial"/>
-                <w:noProof/>
-                <w:shd w:val="clear" w:color="auto" w:fill="FFFFFF"/>
-              </w:rPr>
-              <w:t>diagramme de Gantt</w:t>
-            </w:r>
-            <w:r>
-              <w:rPr>
-                <w:noProof/>
-                <w:webHidden/>
-              </w:rPr>
-              <w:tab/>
-            </w:r>
-            <w:r>
-              <w:rPr>
-                <w:noProof/>
-                <w:webHidden/>
-              </w:rPr>
-              <w:fldChar w:fldCharType="begin"/>
-            </w:r>
-            <w:r>
-              <w:rPr>
-                <w:noProof/>
-                <w:webHidden/>
-              </w:rPr>
-              <w:instrText xml:space="preserve"> PAGEREF _Toc206406715 \h </w:instrText>
-            </w:r>
-            <w:r>
-              <w:rPr>
-                <w:noProof/>
-                <w:webHidden/>
-              </w:rPr>
-            </w:r>
-            <w:r>
-              <w:rPr>
-                <w:noProof/>
-                <w:webHidden/>
-              </w:rPr>
-              <w:fldChar w:fldCharType="separate"/>
-            </w:r>
-            <w:r>
-              <w:rPr>
-                <w:noProof/>
-                <w:webHidden/>
-              </w:rPr>
-              <w:t>6</w:t>
-            </w:r>
-            <w:r>
-              <w:rPr>
-                <w:noProof/>
-                <w:webHidden/>
-              </w:rPr>
-              <w:fldChar w:fldCharType="end"/>
-            </w:r>
-          </w:hyperlink>
-        </w:p>
-        <w:p>
-          <w:pPr>
-            <w:pStyle w:val="TOC3"/>
-            <w:tabs>
-              <w:tab w:val="left" w:pos="1320"/>
-              <w:tab w:val="right" w:leader="dot" w:pos="9062"/>
-            </w:tabs>
-            <w:rPr>
-              <w:rFonts w:cstheme="minorBidi"/>
-              <w:i w:val="0"/>
-              <w:iCs w:val="0"/>
-              <w:noProof/>
-              <w:kern w:val="2"/>
-              <w:sz w:val="24"/>
-              <w:szCs w:val="24"/>
-              <w:lang w:val="en-CH" w:eastAsia="en-CH" w:bidi="ar-SA"/>
-              <w14:ligatures w14:val="standardContextual"/>
-            </w:rPr>
-          </w:pPr>
-          <w:hyperlink w:anchor="_Toc206406716" w:history="1">
-            <w:r>
-              <w:rPr>
-                <w:rStyle w:val="Hyperlink"/>
-                <w:noProof/>
-              </w:rPr>
-              <w:t>3.2.4</w:t>
-            </w:r>
-            <w:r>
-              <w:rPr>
-                <w:rFonts w:cstheme="minorBidi"/>
-                <w:i w:val="0"/>
-                <w:iCs w:val="0"/>
-                <w:noProof/>
-                <w:kern w:val="2"/>
-                <w:sz w:val="24"/>
-                <w:szCs w:val="24"/>
-                <w:lang w:val="en-CH" w:eastAsia="en-CH" w:bidi="ar-SA"/>
-                <w14:ligatures w14:val="standardContextual"/>
-              </w:rPr>
-              <w:tab/>
-            </w:r>
-            <w:r>
-              <w:rPr>
-                <w:rStyle w:val="Hyperlink"/>
-                <w:noProof/>
-              </w:rPr>
-              <w:t>Checklist</w:t>
-            </w:r>
-            <w:r>
-              <w:rPr>
-                <w:noProof/>
-                <w:webHidden/>
-              </w:rPr>
-              <w:tab/>
-            </w:r>
-            <w:r>
-              <w:rPr>
-                <w:noProof/>
-                <w:webHidden/>
-              </w:rPr>
-              <w:fldChar w:fldCharType="begin"/>
-            </w:r>
-            <w:r>
-              <w:rPr>
-                <w:noProof/>
-                <w:webHidden/>
-              </w:rPr>
-              <w:instrText xml:space="preserve"> PAGEREF _Toc206406716 \h </w:instrText>
-            </w:r>
-            <w:r>
-              <w:rPr>
-                <w:noProof/>
-                <w:webHidden/>
-              </w:rPr>
-            </w:r>
-            <w:r>
-              <w:rPr>
-                <w:noProof/>
-                <w:webHidden/>
-              </w:rPr>
-              <w:fldChar w:fldCharType="separate"/>
-            </w:r>
-            <w:r>
-              <w:rPr>
-                <w:noProof/>
-                <w:webHidden/>
-              </w:rPr>
-              <w:t>7</w:t>
-            </w:r>
-            <w:r>
-              <w:rPr>
-                <w:noProof/>
-                <w:webHidden/>
-              </w:rPr>
-              <w:fldChar w:fldCharType="end"/>
-            </w:r>
-          </w:hyperlink>
-        </w:p>
-        <w:p>
-          <w:pPr>
-            <w:pStyle w:val="TOC1"/>
-            <w:tabs>
-              <w:tab w:val="left" w:pos="440"/>
-              <w:tab w:val="right" w:leader="dot" w:pos="9062"/>
-            </w:tabs>
-            <w:rPr>
-              <w:rFonts w:cstheme="minorBidi"/>
-              <w:b w:val="0"/>
-              <w:bCs w:val="0"/>
-              <w:caps w:val="0"/>
-              <w:noProof/>
-              <w:kern w:val="2"/>
-              <w:sz w:val="24"/>
-              <w:szCs w:val="24"/>
-              <w:lang w:val="en-CH" w:eastAsia="en-CH" w:bidi="ar-SA"/>
-              <w14:ligatures w14:val="standardContextual"/>
-            </w:rPr>
-          </w:pPr>
-          <w:hyperlink w:anchor="_Toc206406717" w:history="1">
-            <w:r>
-              <w:rPr>
-                <w:rStyle w:val="Hyperlink"/>
-                <w:noProof/>
-              </w:rPr>
-              <w:t>4.</w:t>
-            </w:r>
-            <w:r>
-              <w:rPr>
-                <w:rFonts w:cstheme="minorBidi"/>
-                <w:b w:val="0"/>
-                <w:bCs w:val="0"/>
-                <w:caps w:val="0"/>
-                <w:noProof/>
-                <w:kern w:val="2"/>
-                <w:sz w:val="24"/>
-                <w:szCs w:val="24"/>
-                <w:lang w:val="en-CH" w:eastAsia="en-CH" w:bidi="ar-SA"/>
-                <w14:ligatures w14:val="standardContextual"/>
-              </w:rPr>
-              <w:tab/>
-            </w:r>
-            <w:r>
-              <w:rPr>
-                <w:rStyle w:val="Hyperlink"/>
-                <w:noProof/>
-              </w:rPr>
-              <w:t>Prochain sujet</w:t>
-            </w:r>
-            <w:r>
-              <w:rPr>
-                <w:noProof/>
-                <w:webHidden/>
-              </w:rPr>
-              <w:tab/>
-            </w:r>
-            <w:r>
-              <w:rPr>
-                <w:noProof/>
-                <w:webHidden/>
-              </w:rPr>
-              <w:fldChar w:fldCharType="begin"/>
-            </w:r>
-            <w:r>
-              <w:rPr>
-                <w:noProof/>
-                <w:webHidden/>
-              </w:rPr>
-              <w:instrText xml:space="preserve"> PAGEREF _Toc206406717 \h </w:instrText>
-            </w:r>
-            <w:r>
-              <w:rPr>
-                <w:noProof/>
-                <w:webHidden/>
-              </w:rPr>
-            </w:r>
-            <w:r>
-              <w:rPr>
-                <w:noProof/>
-                <w:webHidden/>
-              </w:rPr>
-              <w:fldChar w:fldCharType="separate"/>
-            </w:r>
-            <w:r>
-              <w:rPr>
-                <w:noProof/>
-                <w:webHidden/>
-              </w:rPr>
-              <w:t>8</w:t>
-            </w:r>
-            <w:r>
-              <w:rPr>
-                <w:noProof/>
-                <w:webHidden/>
-              </w:rPr>
-              <w:fldChar w:fldCharType="end"/>
-            </w:r>
-          </w:hyperlink>
-        </w:p>
-        <w:p>
-          <w:pPr>
-            <w:pStyle w:val="TOC1"/>
-            <w:tabs>
-              <w:tab w:val="left" w:pos="440"/>
-              <w:tab w:val="right" w:leader="dot" w:pos="9062"/>
-            </w:tabs>
-            <w:rPr>
-              <w:rFonts w:cstheme="minorBidi"/>
-              <w:b w:val="0"/>
-              <w:bCs w:val="0"/>
-              <w:caps w:val="0"/>
-              <w:noProof/>
-              <w:kern w:val="2"/>
-              <w:sz w:val="24"/>
-              <w:szCs w:val="24"/>
-              <w:lang w:val="en-CH" w:eastAsia="en-CH" w:bidi="ar-SA"/>
-              <w14:ligatures w14:val="standardContextual"/>
-            </w:rPr>
-          </w:pPr>
-          <w:hyperlink w:anchor="_Toc206406718" w:history="1">
-            <w:r>
-              <w:rPr>
-                <w:rStyle w:val="Hyperlink"/>
-                <w:noProof/>
-              </w:rPr>
-              <w:t>5.</w:t>
-            </w:r>
-            <w:r>
-              <w:rPr>
-                <w:rFonts w:cstheme="minorBidi"/>
-                <w:b w:val="0"/>
-                <w:bCs w:val="0"/>
-                <w:caps w:val="0"/>
-                <w:noProof/>
-                <w:kern w:val="2"/>
-                <w:sz w:val="24"/>
-                <w:szCs w:val="24"/>
-                <w:lang w:val="en-CH" w:eastAsia="en-CH" w:bidi="ar-SA"/>
-                <w14:ligatures w14:val="standardContextual"/>
-              </w:rPr>
-              <w:tab/>
-            </w:r>
-            <w:r>
-              <w:rPr>
-                <w:rStyle w:val="Hyperlink"/>
-                <w:noProof/>
-              </w:rPr>
-              <w:t>Conclusion du rapport</w:t>
-            </w:r>
-            <w:r>
-              <w:rPr>
-                <w:noProof/>
-                <w:webHidden/>
-              </w:rPr>
-              <w:tab/>
-            </w:r>
-            <w:r>
-              <w:rPr>
-                <w:noProof/>
-                <w:webHidden/>
-              </w:rPr>
-              <w:fldChar w:fldCharType="begin"/>
-            </w:r>
-            <w:r>
-              <w:rPr>
-                <w:noProof/>
-                <w:webHidden/>
-              </w:rPr>
-              <w:instrText xml:space="preserve"> PAGEREF _Toc206406718 \h </w:instrText>
-            </w:r>
-            <w:r>
-              <w:rPr>
-                <w:noProof/>
-                <w:webHidden/>
-              </w:rPr>
-            </w:r>
-            <w:r>
-              <w:rPr>
-                <w:noProof/>
-                <w:webHidden/>
-              </w:rPr>
-              <w:fldChar w:fldCharType="separate"/>
-            </w:r>
-            <w:r>
-              <w:rPr>
-                <w:noProof/>
-                <w:webHidden/>
-              </w:rPr>
-              <w:t>9</w:t>
-            </w:r>
-            <w:r>
-              <w:rPr>
-                <w:noProof/>
-                <w:webHidden/>
-              </w:rPr>
-              <w:fldChar w:fldCharType="end"/>
-            </w:r>
-          </w:hyperlink>
-        </w:p>
-        <w:p>
-          <w:pPr>
-            <w:pStyle w:val="TOC1"/>
-            <w:tabs>
-              <w:tab w:val="left" w:pos="440"/>
-              <w:tab w:val="right" w:leader="dot" w:pos="9062"/>
-            </w:tabs>
-            <w:rPr>
-              <w:rFonts w:cstheme="minorBidi"/>
-              <w:b w:val="0"/>
-              <w:bCs w:val="0"/>
-              <w:caps w:val="0"/>
-              <w:noProof/>
-              <w:kern w:val="2"/>
-              <w:sz w:val="24"/>
-              <w:szCs w:val="24"/>
-              <w:lang w:val="en-CH" w:eastAsia="en-CH" w:bidi="ar-SA"/>
-              <w14:ligatures w14:val="standardContextual"/>
-            </w:rPr>
-          </w:pPr>
-          <w:hyperlink w:anchor="_Toc206406719" w:history="1">
-            <w:r>
-              <w:rPr>
-                <w:rStyle w:val="Hyperlink"/>
-                <w:noProof/>
-              </w:rPr>
-              <w:t>6.</w:t>
-            </w:r>
-            <w:r>
-              <w:rPr>
-                <w:rFonts w:cstheme="minorBidi"/>
-                <w:b w:val="0"/>
-                <w:bCs w:val="0"/>
-                <w:caps w:val="0"/>
-                <w:noProof/>
-                <w:kern w:val="2"/>
-                <w:sz w:val="24"/>
-                <w:szCs w:val="24"/>
-                <w:lang w:val="en-CH" w:eastAsia="en-CH" w:bidi="ar-SA"/>
-                <w14:ligatures w14:val="standardContextual"/>
-              </w:rPr>
-              <w:tab/>
-            </w:r>
-            <w:r>
-              <w:rPr>
-                <w:rStyle w:val="Hyperlink"/>
-                <w:noProof/>
-              </w:rPr>
-              <w:t>Sources</w:t>
-            </w:r>
-            <w:r>
-              <w:rPr>
-                <w:noProof/>
-                <w:webHidden/>
-              </w:rPr>
-              <w:tab/>
-            </w:r>
-            <w:r>
-              <w:rPr>
-                <w:noProof/>
-                <w:webHidden/>
-              </w:rPr>
-              <w:fldChar w:fldCharType="begin"/>
-            </w:r>
-            <w:r>
-              <w:rPr>
-                <w:noProof/>
-                <w:webHidden/>
-              </w:rPr>
-              <w:instrText xml:space="preserve"> PAGEREF _Toc206406719 \h </w:instrText>
-            </w:r>
-            <w:r>
-              <w:rPr>
-                <w:noProof/>
-                <w:webHidden/>
-              </w:rPr>
-            </w:r>
-            <w:r>
-              <w:rPr>
-                <w:noProof/>
-                <w:webHidden/>
-              </w:rPr>
-              <w:fldChar w:fldCharType="separate"/>
-            </w:r>
-            <w:r>
-              <w:rPr>
-                <w:noProof/>
-                <w:webHidden/>
-              </w:rPr>
-              <w:t>10</w:t>
-            </w:r>
-            <w:r>
-              <w:rPr>
-                <w:noProof/>
-                <w:webHidden/>
-              </w:rPr>
-              <w:fldChar w:fldCharType="end"/>
-            </w:r>
-          </w:hyperlink>
-        </w:p>
-        <w:p>
-          <w:pPr>
-            <w:pStyle w:val="TOC1"/>
-            <w:tabs>
-              <w:tab w:val="left" w:pos="440"/>
-              <w:tab w:val="right" w:leader="dot" w:pos="9062"/>
-            </w:tabs>
-            <w:rPr>
-              <w:rFonts w:cstheme="minorBidi"/>
-              <w:b w:val="0"/>
-              <w:bCs w:val="0"/>
-              <w:caps w:val="0"/>
-              <w:noProof/>
-              <w:kern w:val="2"/>
-              <w:sz w:val="24"/>
-              <w:szCs w:val="24"/>
-              <w:lang w:val="en-CH" w:eastAsia="en-CH" w:bidi="ar-SA"/>
-              <w14:ligatures w14:val="standardContextual"/>
-            </w:rPr>
-          </w:pPr>
-          <w:hyperlink w:anchor="_Toc206406720" w:history="1">
-            <w:r>
-              <w:rPr>
-                <w:rStyle w:val="Hyperlink"/>
-                <w:noProof/>
-              </w:rPr>
-              <w:t>7.</w:t>
-            </w:r>
-            <w:r>
-              <w:rPr>
-                <w:rFonts w:cstheme="minorBidi"/>
-                <w:b w:val="0"/>
-                <w:bCs w:val="0"/>
-                <w:caps w:val="0"/>
-                <w:noProof/>
-                <w:kern w:val="2"/>
-                <w:sz w:val="24"/>
-                <w:szCs w:val="24"/>
-                <w:lang w:val="en-CH" w:eastAsia="en-CH" w:bidi="ar-SA"/>
-                <w14:ligatures w14:val="standardContextual"/>
-              </w:rPr>
-              <w:tab/>
-            </w:r>
-            <w:r>
-              <w:rPr>
-                <w:rStyle w:val="Hyperlink"/>
-                <w:noProof/>
-              </w:rPr>
-              <w:t>Glossaire</w:t>
-            </w:r>
-            <w:r>
-              <w:rPr>
-                <w:noProof/>
-                <w:webHidden/>
-              </w:rPr>
-              <w:tab/>
-            </w:r>
-            <w:r>
-              <w:rPr>
-                <w:noProof/>
-                <w:webHidden/>
-              </w:rPr>
-              <w:fldChar w:fldCharType="begin"/>
-            </w:r>
-            <w:r>
-              <w:rPr>
-                <w:noProof/>
-                <w:webHidden/>
-              </w:rPr>
-              <w:instrText xml:space="preserve"> PAGEREF _Toc206406720 \h </w:instrText>
-            </w:r>
-            <w:r>
-              <w:rPr>
-                <w:noProof/>
-                <w:webHidden/>
-              </w:rPr>
-            </w:r>
-            <w:r>
-              <w:rPr>
-                <w:noProof/>
-                <w:webHidden/>
-              </w:rPr>
-              <w:fldChar w:fldCharType="separate"/>
-            </w:r>
-            <w:r>
-              <w:rPr>
-                <w:noProof/>
-                <w:webHidden/>
-              </w:rPr>
-              <w:t>11</w:t>
-            </w:r>
-            <w:r>
-              <w:rPr>
-                <w:noProof/>
-                <w:webHidden/>
-              </w:rPr>
-              <w:fldChar w:fldCharType="end"/>
-            </w:r>
-          </w:hyperlink>
-        </w:p>
-        <w:p>
-          <w:pPr>
-            <w:pStyle w:val="TOC1"/>
-            <w:tabs>
-              <w:tab w:val="left" w:pos="440"/>
-              <w:tab w:val="right" w:leader="dot" w:pos="9062"/>
-            </w:tabs>
-            <w:rPr>
-              <w:rFonts w:cstheme="minorBidi"/>
-              <w:b w:val="0"/>
-              <w:bCs w:val="0"/>
-              <w:caps w:val="0"/>
-              <w:noProof/>
-              <w:kern w:val="2"/>
-              <w:sz w:val="24"/>
-              <w:szCs w:val="24"/>
-              <w:lang w:val="en-CH" w:eastAsia="en-CH" w:bidi="ar-SA"/>
-              <w14:ligatures w14:val="standardContextual"/>
-            </w:rPr>
-          </w:pPr>
-          <w:hyperlink w:anchor="_Toc206406721" w:history="1">
-            <w:r>
-              <w:rPr>
-                <w:rStyle w:val="Hyperlink"/>
-                <w:noProof/>
-              </w:rPr>
-              <w:t>8.</w:t>
-            </w:r>
-            <w:r>
-              <w:rPr>
-                <w:rFonts w:cstheme="minorBidi"/>
-                <w:b w:val="0"/>
-                <w:bCs w:val="0"/>
-                <w:caps w:val="0"/>
-                <w:noProof/>
-                <w:kern w:val="2"/>
-                <w:sz w:val="24"/>
-                <w:szCs w:val="24"/>
-                <w:lang w:val="en-CH" w:eastAsia="en-CH" w:bidi="ar-SA"/>
-                <w14:ligatures w14:val="standardContextual"/>
-              </w:rPr>
-              <w:tab/>
-            </w:r>
-            <w:r>
-              <w:rPr>
-                <w:rStyle w:val="Hyperlink"/>
-                <w:noProof/>
-              </w:rPr>
-              <w:t>Table des illustrations</w:t>
-            </w:r>
-            <w:r>
-              <w:rPr>
-                <w:noProof/>
-                <w:webHidden/>
-              </w:rPr>
-              <w:tab/>
-            </w:r>
-            <w:r>
-              <w:rPr>
-                <w:noProof/>
-                <w:webHidden/>
-              </w:rPr>
-              <w:fldChar w:fldCharType="begin"/>
-            </w:r>
-            <w:r>
-              <w:rPr>
-                <w:noProof/>
-                <w:webHidden/>
-              </w:rPr>
-              <w:instrText xml:space="preserve"> PAGEREF _Toc206406721 \h </w:instrText>
-            </w:r>
-            <w:r>
-              <w:rPr>
-                <w:noProof/>
-                <w:webHidden/>
-              </w:rPr>
-            </w:r>
-            <w:r>
-              <w:rPr>
-                <w:noProof/>
-                <w:webHidden/>
-              </w:rPr>
-              <w:fldChar w:fldCharType="separate"/>
-            </w:r>
-            <w:r>
-              <w:rPr>
-                <w:noProof/>
-                <w:webHidden/>
-              </w:rPr>
-              <w:t>12</w:t>
-            </w:r>
-            <w:r>
-              <w:rPr>
-                <w:noProof/>
-                <w:webHidden/>
-              </w:rPr>
-              <w:fldChar w:fldCharType="end"/>
-            </w:r>
-          </w:hyperlink>
-        </w:p>
-        <w:p>
-          <w:pPr>
-            <w:pStyle w:val="TOC1"/>
-            <w:tabs>
-              <w:tab w:val="left" w:pos="440"/>
-              <w:tab w:val="right" w:leader="dot" w:pos="9062"/>
-            </w:tabs>
-            <w:rPr>
-              <w:rFonts w:cstheme="minorBidi"/>
-              <w:b w:val="0"/>
-              <w:bCs w:val="0"/>
-              <w:caps w:val="0"/>
-              <w:noProof/>
-              <w:kern w:val="2"/>
-              <w:sz w:val="24"/>
-              <w:szCs w:val="24"/>
-              <w:lang w:val="en-CH" w:eastAsia="en-CH" w:bidi="ar-SA"/>
-              <w14:ligatures w14:val="standardContextual"/>
-            </w:rPr>
-          </w:pPr>
-          <w:hyperlink w:anchor="_Toc206406722" w:history="1">
-            <w:r>
-              <w:rPr>
-                <w:rStyle w:val="Hyperlink"/>
-                <w:noProof/>
-              </w:rPr>
-              <w:t>9.</w:t>
-            </w:r>
-            <w:r>
-              <w:rPr>
-                <w:rFonts w:cstheme="minorBidi"/>
-                <w:b w:val="0"/>
-                <w:bCs w:val="0"/>
-                <w:caps w:val="0"/>
-                <w:noProof/>
-                <w:kern w:val="2"/>
-                <w:sz w:val="24"/>
-                <w:szCs w:val="24"/>
-                <w:lang w:val="en-CH" w:eastAsia="en-CH" w:bidi="ar-SA"/>
-                <w14:ligatures w14:val="standardContextual"/>
-              </w:rPr>
-              <w:tab/>
-            </w:r>
-            <w:r>
-              <w:rPr>
-                <w:rStyle w:val="Hyperlink"/>
-                <w:noProof/>
-              </w:rPr>
-              <w:t>Annexes</w:t>
-            </w:r>
-            <w:r>
-              <w:rPr>
-                <w:noProof/>
-                <w:webHidden/>
-              </w:rPr>
-              <w:tab/>
-            </w:r>
-            <w:r>
-              <w:rPr>
-                <w:noProof/>
-                <w:webHidden/>
-              </w:rPr>
-              <w:fldChar w:fldCharType="begin"/>
-            </w:r>
-            <w:r>
-              <w:rPr>
-                <w:noProof/>
-                <w:webHidden/>
-              </w:rPr>
-              <w:instrText xml:space="preserve"> PAGEREF _Toc206406722 \h </w:instrText>
-            </w:r>
-            <w:r>
-              <w:rPr>
-                <w:noProof/>
-                <w:webHidden/>
-              </w:rPr>
-            </w:r>
-            <w:r>
-              <w:rPr>
-                <w:noProof/>
-                <w:webHidden/>
-              </w:rPr>
-              <w:fldChar w:fldCharType="separate"/>
-            </w:r>
-            <w:r>
-              <w:rPr>
-                <w:noProof/>
-                <w:webHidden/>
-              </w:rPr>
-              <w:t>13</w:t>
-            </w:r>
-            <w:r>
-              <w:rPr>
-                <w:noProof/>
-                <w:webHidden/>
-              </w:rPr>
-              <w:fldChar w:fldCharType="end"/>
-            </w:r>
-          </w:hyperlink>
-        </w:p>
-        <w:p>
-          <w:r>
-            <w:fldChar w:fldCharType="end"/>
-          </w:r>
-        </w:p>
-      </w:sdtContent>
-    </w:sdt>
-    <w:p>
-      <w:pPr>
-        <w:spacing w:before="0" w:after="200"/>
-        <w:jc w:val="left"/>
-        <w:rPr>
-          <w:lang w:val="fr-CH"/>
-        </w:rPr>
-      </w:pPr>
-    </w:p>
-    <w:p>
-      <w:pPr>
-        <w:spacing w:before="0" w:after="200"/>
-        <w:jc w:val="left"/>
-        <w:rPr>
-          <w:lang w:val="fr-CH"/>
-        </w:rPr>
-      </w:pPr>
-    </w:p>
-    <w:p>
-      <w:pPr>
-        <w:spacing w:before="0" w:after="200"/>
-        <w:jc w:val="left"/>
-        <w:rPr>
-          <w:lang w:val="fr-CH"/>
-        </w:rPr>
-      </w:pPr>
-    </w:p>
-    <w:p>
-      <w:pPr>
-        <w:spacing w:before="0" w:after="200"/>
-        <w:jc w:val="left"/>
-        <w:rPr>
-          <w:lang w:val="fr-CH"/>
-        </w:rPr>
-      </w:pPr>
-    </w:p>
-    <w:p>
-      <w:pPr>
-        <w:spacing w:before="0" w:after="200"/>
-        <w:jc w:val="left"/>
-        <w:rPr>
-          <w:lang w:val="fr-CH"/>
-        </w:rPr>
-      </w:pPr>
-    </w:p>
-    <w:p>
-      <w:pPr>
-        <w:pStyle w:val="TOC1"/>
-        <w:rPr>
-          <w:lang w:val="fr-CH"/>
+          <w:rStyle w:val="autolink"/>
+          <w:rFonts w:cs="Arial"/>
+          <w:color w:val="1D2125"/>
+          <w:sz w:val="23"/>
+          <w:szCs w:val="23"/>
+          <w:shd w:val="clear" w:color="auto" w:fill="FFFFFF"/>
         </w:rPr>
       </w:pPr>
     </w:p>
@@ -3038,1447 +492,12 @@
     </w:p>
     <w:p>
       <w:pPr>
-        <w:pStyle w:val="F1"/>
-      </w:pPr>
-      <w:bookmarkStart w:id="0" w:name="_Toc206406699"/>
-      <w:r>
-        <w:lastRenderedPageBreak/>
-        <w:t>Introduction</w:t>
-      </w:r>
-      <w:bookmarkEnd w:id="0"/>
-    </w:p>
-    <w:p>
-      <w:pPr>
-        <w:spacing w:before="0" w:after="200"/>
-        <w:jc w:val="left"/>
-        <w:rPr>
-          <w:color w:val="00B0F0"/>
-          <w:sz w:val="24"/>
-          <w:szCs w:val="24"/>
-        </w:rPr>
-      </w:pPr>
-      <w:r>
-        <w:rPr>
-          <w:color w:val="00B0F0"/>
-          <w:sz w:val="24"/>
-          <w:szCs w:val="24"/>
-        </w:rPr>
-        <w:t>L’introduction sert à donner au lecteur une description de ce qu’il va trouver dans le document.</w:t>
-      </w:r>
-    </w:p>
-    <w:p>
-      <w:pPr>
-        <w:spacing w:before="0" w:after="200"/>
-        <w:jc w:val="left"/>
-        <w:rPr>
-          <w:sz w:val="24"/>
-          <w:szCs w:val="24"/>
-        </w:rPr>
-      </w:pPr>
-      <w:r>
-        <w:rPr>
-          <w:color w:val="00B0F0"/>
-          <w:sz w:val="24"/>
-          <w:szCs w:val="24"/>
-        </w:rPr>
-        <w:t xml:space="preserve">L’introduction se rédige que lorsque le document est </w:t>
-      </w:r>
-      <w:r>
-        <w:rPr>
-          <w:color w:val="00B0F0"/>
-          <w:sz w:val="24"/>
-          <w:szCs w:val="24"/>
-        </w:rPr>
-        <w:t>terminé.</w:t>
-      </w:r>
-    </w:p>
-    <w:p>
-      <w:pPr>
-        <w:rPr>
-          <w:sz w:val="24"/>
-          <w:szCs w:val="24"/>
-        </w:rPr>
-      </w:pPr>
-    </w:p>
-    <w:p>
-      <w:pPr>
-        <w:spacing w:before="0" w:after="200"/>
-        <w:jc w:val="left"/>
-        <w:rPr>
-          <w:b/>
-          <w:color w:val="1F497D" w:themeColor="text2"/>
-          <w:sz w:val="36"/>
-          <w:szCs w:val="24"/>
-          <w:lang w:val="fr-CH"/>
-        </w:rPr>
-      </w:pPr>
-      <w:r>
-        <w:br w:type="page"/>
-      </w:r>
-    </w:p>
-    <w:p>
-      <w:pPr>
-        <w:pStyle w:val="F1"/>
-      </w:pPr>
-      <w:bookmarkStart w:id="1" w:name="_Toc206406700"/>
-      <w:r>
-        <w:lastRenderedPageBreak/>
-        <w:t>Prise en main du module M431</w:t>
-      </w:r>
-      <w:bookmarkEnd w:id="1"/>
-    </w:p>
-    <w:p>
-      <w:pPr>
         <w:rPr>
           <w:sz w:val="24"/>
           <w:szCs w:val="24"/>
           <w:lang w:val="fr-CH"/>
         </w:rPr>
       </w:pPr>
-      <w:r>
-        <w:rPr>
-          <w:lang w:val="fr-CH"/>
-        </w:rPr>
-        <w:t>Dans ce module nous allons apprendre à s’organiser l’ors d’un travail. Pour ce faire nous allo</w:t>
-      </w:r>
-      <w:r>
-        <w:rPr>
-          <w:lang w:val="fr-CH"/>
-        </w:rPr>
-        <w:t>ns</w:t>
-      </w:r>
-      <w:r>
-        <w:rPr>
-          <w:lang w:val="fr-CH"/>
-        </w:rPr>
-        <w:t xml:space="preserve"> apprendre différentes méthodes comme la prise de note, </w:t>
-      </w:r>
-      <w:r>
-        <w:rPr>
-          <w:lang w:val="fr-CH"/>
-        </w:rPr>
-        <w:t xml:space="preserve">l’autonomie de manière générale mais aussi au niveau des recherches </w:t>
-      </w:r>
-      <w:proofErr w:type="spellStart"/>
-      <w:r>
-        <w:rPr>
-          <w:lang w:val="fr-CH"/>
-        </w:rPr>
-        <w:t>nécessaireà</w:t>
-      </w:r>
-      <w:proofErr w:type="spellEnd"/>
-      <w:r>
-        <w:rPr>
-          <w:lang w:val="fr-CH"/>
-        </w:rPr>
-        <w:t xml:space="preserve"> notre bonne compréhension.</w:t>
-      </w:r>
-    </w:p>
-    <w:p>
-      <w:pPr>
-        <w:rPr>
-          <w:sz w:val="24"/>
-          <w:szCs w:val="24"/>
-          <w:lang w:val="fr-CH"/>
-        </w:rPr>
-      </w:pPr>
-      <w:r>
-        <w:rPr>
-          <w:noProof/>
-        </w:rPr>
-        <mc:AlternateContent>
-          <mc:Choice Requires="wps">
-            <w:drawing>
-              <wp:anchor distT="0" distB="0" distL="114300" distR="114300" simplePos="0" relativeHeight="251662337" behindDoc="1" locked="0" layoutInCell="1" allowOverlap="1" wp14:anchorId="551492CC" wp14:editId="1B5EA7E5">
-                <wp:simplePos x="0" y="0"/>
-                <wp:positionH relativeFrom="column">
-                  <wp:posOffset>1579880</wp:posOffset>
-                </wp:positionH>
-                <wp:positionV relativeFrom="paragraph">
-                  <wp:posOffset>2085975</wp:posOffset>
-                </wp:positionV>
-                <wp:extent cx="2020570" cy="635"/>
-                <wp:effectExtent l="0" t="0" r="0" b="0"/>
-                <wp:wrapTight wrapText="bothSides">
-                  <wp:wrapPolygon edited="0">
-                    <wp:start x="0" y="0"/>
-                    <wp:lineTo x="0" y="21600"/>
-                    <wp:lineTo x="21600" y="21600"/>
-                    <wp:lineTo x="21600" y="0"/>
-                  </wp:wrapPolygon>
-                </wp:wrapTight>
-                <wp:docPr id="115185006" name="Zone de texte 1"/>
-                <wp:cNvGraphicFramePr/>
-                <a:graphic xmlns:a="http://schemas.openxmlformats.org/drawingml/2006/main">
-                  <a:graphicData uri="http://schemas.microsoft.com/office/word/2010/wordprocessingShape">
-                    <wps:wsp>
-                      <wps:cNvSpPr txBox="1"/>
-                      <wps:spPr>
-                        <a:xfrm>
-                          <a:off x="0" y="0"/>
-                          <a:ext cx="2020570" cy="635"/>
-                        </a:xfrm>
-                        <a:prstGeom prst="rect">
-                          <a:avLst/>
-                        </a:prstGeom>
-                        <a:solidFill>
-                          <a:prstClr val="white"/>
-                        </a:solidFill>
-                        <a:ln>
-                          <a:noFill/>
-                        </a:ln>
-                      </wps:spPr>
-                      <wps:txbx>
-                        <w:txbxContent>
-                          <w:p>
-                            <w:pPr>
-                              <w:pStyle w:val="Caption"/>
-                              <w:rPr>
-                                <w:noProof/>
-                              </w:rPr>
-                            </w:pPr>
-                          </w:p>
-                        </w:txbxContent>
-                      </wps:txbx>
-                      <wps:bodyPr rot="0" spcFirstLastPara="0" vertOverflow="overflow" horzOverflow="overflow" vert="horz" wrap="square" lIns="0" tIns="0" rIns="0" bIns="0" numCol="1" spcCol="0" rtlCol="0" fromWordArt="0" anchor="t" anchorCtr="0" forceAA="0" compatLnSpc="1">
-                        <a:prstTxWarp prst="textNoShape">
-                          <a:avLst/>
-                        </a:prstTxWarp>
-                        <a:spAutoFit/>
-                      </wps:bodyPr>
-                    </wps:wsp>
-                  </a:graphicData>
-                </a:graphic>
-              </wp:anchor>
-            </w:drawing>
-          </mc:Choice>
-          <mc:Fallback>
-            <w:pict>
-              <v:shapetype w14:anchorId="551492CC" id="_x0000_t202" coordsize="21600,21600" o:spt="202" path="m,l,21600r21600,l21600,xe">
-                <v:stroke joinstyle="miter"/>
-                <v:path gradientshapeok="t" o:connecttype="rect"/>
-              </v:shapetype>
-              <v:shape id="Zone de texte 1" o:spid="_x0000_s1026" type="#_x0000_t202" style="position:absolute;left:0;text-align:left;margin-left:124.4pt;margin-top:164.25pt;width:159.1pt;height:.05pt;z-index:-251654143;visibility:visible;mso-wrap-style:square;mso-wrap-distance-left:9pt;mso-wrap-distance-top:0;mso-wrap-distance-right:9pt;mso-wrap-distance-bottom:0;mso-position-horizontal:absolute;mso-position-horizontal-relative:text;mso-position-vertical:absolute;mso-position-vertical-relative:text;v-text-anchor:top" o:gfxdata="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" stroked="f">
-                <v:textbox style="mso-fit-shape-to-text:t" inset="0,0,0,0">
-                  <w:txbxContent>
-                    <w:p>
-                      <w:pPr>
-                        <w:pStyle w:val="Caption"/>
-                        <w:rPr>
-                          <w:noProof/>
-                        </w:rPr>
-                      </w:pPr>
-                    </w:p>
-                  </w:txbxContent>
-                </v:textbox>
-                <w10:wrap type="tight"/>
-              </v:shape>
-            </w:pict>
-          </mc:Fallback>
-        </mc:AlternateContent>
-      </w:r>
-    </w:p>
-    <w:p>
-      <w:pPr>
-        <w:pStyle w:val="F2"/>
-      </w:pPr>
-      <w:bookmarkStart w:id="2" w:name="_Toc206406701"/>
-      <w:r>
-        <w:t>La p</w:t>
-      </w:r>
-      <w:r>
-        <w:t>rise de note</w:t>
-      </w:r>
-      <w:bookmarkEnd w:id="2"/>
-    </w:p>
-    <w:p>
-      <w:pPr>
-        <w:ind w:left="567"/>
-        <w:rPr>
-          <w:lang w:val="fr-CH"/>
-        </w:rPr>
-      </w:pPr>
-      <w:r>
-        <w:rPr>
-          <w:lang w:val="fr-CH"/>
-        </w:rPr>
-        <w:t xml:space="preserve">Nous avons </w:t>
-      </w:r>
-      <w:proofErr w:type="spellStart"/>
-      <w:r>
-        <w:rPr>
-          <w:lang w:val="fr-CH"/>
-        </w:rPr>
-        <w:t>visiojnner</w:t>
-      </w:r>
-      <w:proofErr w:type="spellEnd"/>
-      <w:r>
-        <w:rPr>
-          <w:lang w:val="fr-CH"/>
-        </w:rPr>
-        <w:t xml:space="preserve"> une courte vidéo dans </w:t>
-      </w:r>
-      <w:proofErr w:type="spellStart"/>
-      <w:r>
-        <w:rPr>
-          <w:lang w:val="fr-CH"/>
-        </w:rPr>
-        <w:t>laquellles</w:t>
-      </w:r>
-      <w:proofErr w:type="spellEnd"/>
-      <w:r>
-        <w:rPr>
-          <w:lang w:val="fr-CH"/>
-        </w:rPr>
-        <w:t xml:space="preserve"> </w:t>
-      </w:r>
-      <w:proofErr w:type="gramStart"/>
-      <w:r>
-        <w:rPr>
-          <w:lang w:val="fr-CH"/>
-        </w:rPr>
-        <w:t>des professeur</w:t>
-      </w:r>
-      <w:proofErr w:type="gramEnd"/>
-      <w:r>
-        <w:rPr>
-          <w:lang w:val="fr-CH"/>
-        </w:rPr>
-        <w:t xml:space="preserve"> de langues et de bilinguisme nous conseil sur la prise de notes.</w:t>
-      </w:r>
-      <w:r>
-        <w:rPr>
-          <w:lang w:val="fr-CH"/>
-        </w:rPr>
-        <w:br/>
-      </w:r>
-      <w:proofErr w:type="spellStart"/>
-      <w:r>
-        <w:rPr>
-          <w:lang w:val="fr-CH"/>
-        </w:rPr>
-        <w:t>Parmis</w:t>
-      </w:r>
-      <w:proofErr w:type="spellEnd"/>
-      <w:r>
-        <w:rPr>
-          <w:lang w:val="fr-CH"/>
-        </w:rPr>
-        <w:t xml:space="preserve"> les conseils nous retrouvons :</w:t>
-      </w:r>
-      <w:r>
-        <w:rPr>
-          <w:lang w:val="fr-CH"/>
-        </w:rPr>
-        <w:br/>
-      </w:r>
-    </w:p>
-    <w:p>
-      <w:pPr>
-        <w:pStyle w:val="ListParagraph"/>
-        <w:numPr>
-          <w:ilvl w:val="0"/>
-          <w:numId w:val="61"/>
-        </w:numPr>
-        <w:rPr>
-          <w:lang w:val="fr-CH"/>
-        </w:rPr>
-      </w:pPr>
-      <w:r>
-        <w:rPr>
-          <w:lang w:val="fr-CH"/>
-        </w:rPr>
-        <w:t>Relire les notes du cours précédent</w:t>
-      </w:r>
-    </w:p>
-    <w:p>
-      <w:pPr>
-        <w:pStyle w:val="ListParagraph"/>
-        <w:numPr>
-          <w:ilvl w:val="0"/>
-          <w:numId w:val="61"/>
-        </w:numPr>
-        <w:rPr>
-          <w:lang w:val="fr-CH"/>
-        </w:rPr>
-      </w:pPr>
-      <w:r>
-        <w:rPr>
-          <w:lang w:val="fr-CH"/>
-        </w:rPr>
-        <w:t>Arriver à l’heure au cours car souvent il y a un résumé du cours précédent qui est donné</w:t>
-      </w:r>
-    </w:p>
-    <w:p>
-      <w:pPr>
-        <w:pStyle w:val="ListParagraph"/>
-        <w:numPr>
-          <w:ilvl w:val="0"/>
-          <w:numId w:val="61"/>
-        </w:numPr>
-        <w:rPr>
-          <w:lang w:val="fr-CH"/>
-        </w:rPr>
-      </w:pPr>
-      <w:r>
-        <w:rPr>
-          <w:lang w:val="fr-CH"/>
-        </w:rPr>
-        <w:t>S’assoir devant afin d’optimiser notre concentration sur le cours et d’éviter les distractions</w:t>
-      </w:r>
-    </w:p>
-    <w:p>
-      <w:pPr>
-        <w:pStyle w:val="ListParagraph"/>
-        <w:numPr>
-          <w:ilvl w:val="0"/>
-          <w:numId w:val="61"/>
-        </w:numPr>
-        <w:rPr>
-          <w:lang w:val="fr-CH"/>
-        </w:rPr>
-      </w:pPr>
-      <w:r>
-        <w:rPr>
-          <w:lang w:val="fr-CH"/>
-        </w:rPr>
-        <w:t>N’écrire que les point clé et éviter d’écrire les informations répétées afin de ne pas être en retard</w:t>
-      </w:r>
-    </w:p>
-    <w:p>
-      <w:pPr>
-        <w:pStyle w:val="ListParagraph"/>
-        <w:numPr>
-          <w:ilvl w:val="0"/>
-          <w:numId w:val="61"/>
-        </w:numPr>
-        <w:rPr>
-          <w:lang w:val="fr-CH"/>
-        </w:rPr>
-      </w:pPr>
-      <w:r>
-        <w:rPr>
-          <w:lang w:val="fr-CH"/>
-        </w:rPr>
-        <w:t xml:space="preserve">Ecrire seulement ce qu’on a compris au </w:t>
-      </w:r>
-      <w:proofErr w:type="spellStart"/>
-      <w:r>
-        <w:rPr>
-          <w:lang w:val="fr-CH"/>
-        </w:rPr>
-        <w:t>paravant</w:t>
-      </w:r>
-      <w:proofErr w:type="spellEnd"/>
-    </w:p>
-    <w:p>
-      <w:pPr>
-        <w:pStyle w:val="ListParagraph"/>
-        <w:numPr>
-          <w:ilvl w:val="0"/>
-          <w:numId w:val="61"/>
-        </w:numPr>
-        <w:rPr>
-          <w:lang w:val="fr-CH"/>
-        </w:rPr>
-      </w:pPr>
-      <w:r>
-        <w:rPr>
-          <w:lang w:val="fr-CH"/>
-        </w:rPr>
-        <w:t xml:space="preserve">Si le professeur va trop vite, laisser </w:t>
-      </w:r>
-      <w:proofErr w:type="spellStart"/>
-      <w:r>
-        <w:rPr>
-          <w:lang w:val="fr-CH"/>
-        </w:rPr>
-        <w:t>simplemet</w:t>
-      </w:r>
-      <w:proofErr w:type="spellEnd"/>
-      <w:r>
-        <w:rPr>
-          <w:lang w:val="fr-CH"/>
-        </w:rPr>
-        <w:t xml:space="preserve"> des espaces libres à compléter plus tard</w:t>
-      </w:r>
-    </w:p>
-    <w:p>
-      <w:pPr>
-        <w:pStyle w:val="ListParagraph"/>
-        <w:numPr>
-          <w:ilvl w:val="0"/>
-          <w:numId w:val="61"/>
-        </w:numPr>
-        <w:rPr>
-          <w:lang w:val="fr-CH"/>
-        </w:rPr>
-      </w:pPr>
-      <w:r>
-        <w:rPr>
-          <w:lang w:val="fr-CH"/>
-        </w:rPr>
-        <w:t>Utiliser une feuille lignée et soigner son écriture</w:t>
-      </w:r>
-    </w:p>
-    <w:p>
-      <w:pPr>
-        <w:pStyle w:val="ListParagraph"/>
-        <w:numPr>
-          <w:ilvl w:val="0"/>
-          <w:numId w:val="61"/>
-        </w:numPr>
-        <w:rPr>
-          <w:lang w:val="fr-CH"/>
-        </w:rPr>
-      </w:pPr>
-      <w:r>
-        <w:rPr>
-          <w:lang w:val="fr-CH"/>
-        </w:rPr>
-        <w:t>Laisser de grandes marges et le derrière de la feuille vide afin de pouvoir ajouter des informations dans le futur</w:t>
-      </w:r>
-    </w:p>
-    <w:p>
-      <w:pPr>
-        <w:pStyle w:val="ListParagraph"/>
-        <w:numPr>
-          <w:ilvl w:val="0"/>
-          <w:numId w:val="61"/>
-        </w:numPr>
-        <w:rPr>
-          <w:lang w:val="fr-CH"/>
-        </w:rPr>
-      </w:pPr>
-      <w:r>
-        <w:rPr>
-          <w:lang w:val="fr-CH"/>
-        </w:rPr>
-        <w:t xml:space="preserve">Utiliser des </w:t>
-      </w:r>
-      <w:proofErr w:type="spellStart"/>
-      <w:r>
-        <w:rPr>
-          <w:lang w:val="fr-CH"/>
-        </w:rPr>
-        <w:t>classeures</w:t>
-      </w:r>
-      <w:proofErr w:type="spellEnd"/>
-      <w:r>
-        <w:rPr>
-          <w:lang w:val="fr-CH"/>
-        </w:rPr>
-        <w:t xml:space="preserve"> séparés afin de garder un ordre dans nos notes et de pouvoir les retrouver facilement</w:t>
-      </w:r>
-    </w:p>
-    <w:p>
-      <w:pPr>
-        <w:pStyle w:val="ListParagraph"/>
-        <w:numPr>
-          <w:ilvl w:val="0"/>
-          <w:numId w:val="61"/>
-        </w:numPr>
-        <w:rPr>
-          <w:lang w:val="fr-CH"/>
-        </w:rPr>
-      </w:pPr>
-      <w:r>
-        <w:rPr>
-          <w:lang w:val="fr-CH"/>
-        </w:rPr>
-        <w:t>Les notes, ça se partager, partager nos notes avec nos camarades, les comparer et poser des questions au prof si on a un doute</w:t>
-      </w:r>
-    </w:p>
-    <w:p>
-      <w:pPr>
-        <w:pStyle w:val="ListParagraph"/>
-        <w:ind w:left="927"/>
-        <w:rPr>
-          <w:lang w:val="fr-CH"/>
-        </w:rPr>
-      </w:pPr>
-    </w:p>
-    <w:p>
-      <w:pPr>
-        <w:spacing w:before="0" w:after="200"/>
-        <w:jc w:val="left"/>
-        <w:rPr>
-          <w:lang w:val="fr-CH"/>
-        </w:rPr>
-      </w:pPr>
-      <w:r>
-        <w:rPr>
-          <w:lang w:val="fr-CH"/>
-        </w:rPr>
-        <w:br w:type="page"/>
-      </w:r>
-    </w:p>
-    <w:p>
-      <w:pPr>
-        <w:pStyle w:val="ListParagraph"/>
-        <w:ind w:left="927"/>
-        <w:rPr>
-          <w:lang w:val="fr-CH"/>
-        </w:rPr>
-      </w:pPr>
-    </w:p>
-    <w:p>
-      <w:pPr>
-        <w:pStyle w:val="F2"/>
-      </w:pPr>
-      <w:r>
-        <w:t>La nomenclature des fichiers</w:t>
-      </w:r>
-    </w:p>
-    <w:p>
-      <w:pPr>
-        <w:ind w:left="567"/>
-        <w:rPr>
-          <w:lang w:val="fr-CH"/>
-        </w:rPr>
-      </w:pPr>
-      <w:r>
-        <w:rPr>
-          <w:lang w:val="fr-CH"/>
-        </w:rPr>
-        <w:t>Nous devons nommer les fichiers de manière utile et informative</w:t>
-      </w:r>
-      <w:r>
-        <w:rPr>
-          <w:lang w:val="fr-CH"/>
-        </w:rPr>
-        <w:t xml:space="preserve"> tout en respectant les règles en matière de nomenclature des fichiers</w:t>
-      </w:r>
-      <w:r>
-        <w:rPr>
-          <w:lang w:val="fr-CH"/>
-        </w:rPr>
-        <w:t>.</w:t>
-      </w:r>
-    </w:p>
-    <w:p>
-      <w:pPr>
-        <w:ind w:left="567"/>
-        <w:rPr>
-          <w:lang w:val="fr-CH"/>
-        </w:rPr>
-      </w:pPr>
-      <w:r>
-        <w:rPr>
-          <w:lang w:val="fr-CH"/>
-        </w:rPr>
-        <w:t xml:space="preserve">Pour cela il faut que le nom de nos fichiers contienne : </w:t>
-      </w:r>
-    </w:p>
-    <w:p>
-      <w:pPr>
-        <w:pStyle w:val="ListParagraph"/>
-        <w:numPr>
-          <w:ilvl w:val="0"/>
-          <w:numId w:val="61"/>
-        </w:numPr>
-        <w:rPr>
-          <w:lang w:val="fr-CH"/>
-        </w:rPr>
-      </w:pPr>
-      <w:r>
-        <w:rPr>
-          <w:lang w:val="fr-CH"/>
-        </w:rPr>
-        <w:t xml:space="preserve">Notre Nom et notre Prénom </w:t>
-      </w:r>
-      <w:r>
-        <w:rPr>
-          <w:lang w:val="fr-CH"/>
-        </w:rPr>
-        <w:t xml:space="preserve">mais il est préférable d’utiliser une version compactée de notre nom et prénom afin de réduire la taille du nom du fichier tout en restant identifiable, Exemple : Loré Godel -&gt; </w:t>
-      </w:r>
-      <w:proofErr w:type="spellStart"/>
-      <w:r>
-        <w:rPr>
-          <w:lang w:val="fr-CH"/>
-        </w:rPr>
-        <w:t>GoLo</w:t>
-      </w:r>
-      <w:proofErr w:type="spellEnd"/>
-    </w:p>
-    <w:p>
-      <w:pPr>
-        <w:pStyle w:val="ListParagraph"/>
-        <w:numPr>
-          <w:ilvl w:val="0"/>
-          <w:numId w:val="61"/>
-        </w:numPr>
-        <w:rPr>
-          <w:lang w:val="fr-CH"/>
-        </w:rPr>
-      </w:pPr>
-      <w:r>
-        <w:rPr>
-          <w:lang w:val="fr-CH"/>
-        </w:rPr>
-        <w:t xml:space="preserve">Le numéro du module dans lequel le projet se trouve exemple : Module 431-&gt; </w:t>
-      </w:r>
-    </w:p>
-    <w:p>
-      <w:pPr>
-        <w:pStyle w:val="ListParagraph"/>
-        <w:numPr>
-          <w:ilvl w:val="0"/>
-          <w:numId w:val="61"/>
-        </w:numPr>
-        <w:rPr>
-          <w:lang w:val="fr-CH"/>
-        </w:rPr>
-      </w:pPr>
-      <w:r>
-        <w:rPr>
-          <w:lang w:val="fr-CH"/>
-        </w:rPr>
-        <w:t xml:space="preserve">Le sujet du fichier. Exemple : </w:t>
-      </w:r>
-      <w:proofErr w:type="spellStart"/>
-      <w:r>
-        <w:rPr>
-          <w:lang w:val="fr-CH"/>
-        </w:rPr>
-        <w:t>PowerWork</w:t>
-      </w:r>
-      <w:proofErr w:type="spellEnd"/>
-    </w:p>
-    <w:p>
-      <w:pPr>
-        <w:pStyle w:val="ListParagraph"/>
-        <w:numPr>
-          <w:ilvl w:val="0"/>
-          <w:numId w:val="61"/>
-        </w:numPr>
-        <w:rPr>
-          <w:lang w:val="fr-CH"/>
-        </w:rPr>
-      </w:pPr>
-      <w:r>
-        <w:rPr>
-          <w:lang w:val="fr-CH"/>
-        </w:rPr>
-        <w:t xml:space="preserve">Un numéro de version afin de </w:t>
-      </w:r>
-      <w:r>
-        <w:rPr>
-          <w:lang w:val="fr-CH"/>
-        </w:rPr>
-        <w:t>préserver</w:t>
-      </w:r>
-      <w:r>
-        <w:rPr>
-          <w:lang w:val="fr-CH"/>
-        </w:rPr>
-        <w:t xml:space="preserve"> les stades précédents et </w:t>
-      </w:r>
-      <w:r>
-        <w:rPr>
-          <w:lang w:val="fr-CH"/>
-        </w:rPr>
-        <w:t>fonctionnel</w:t>
-      </w:r>
-      <w:r>
-        <w:rPr>
-          <w:lang w:val="fr-CH"/>
-        </w:rPr>
-        <w:t xml:space="preserve"> de notre travail. Exemple : v1</w:t>
-      </w:r>
-    </w:p>
-    <w:p>
-      <w:pPr>
-        <w:pStyle w:val="ListParagraph"/>
-        <w:ind w:left="927"/>
-        <w:rPr>
-          <w:lang w:val="fr-CH"/>
-        </w:rPr>
-      </w:pPr>
-    </w:p>
-    <w:p>
-      <w:pPr>
-        <w:pStyle w:val="ListParagraph"/>
-        <w:ind w:left="567"/>
-        <w:rPr>
-          <w:lang w:val="fr-CH"/>
-        </w:rPr>
-      </w:pPr>
-      <w:r>
-        <w:rPr>
-          <w:lang w:val="fr-CH"/>
-        </w:rPr>
-        <w:t xml:space="preserve">Il faut également éviter certains charactères comme </w:t>
-      </w:r>
-    </w:p>
-    <w:p>
-      <w:pPr>
-        <w:pStyle w:val="ListParagraph"/>
-        <w:numPr>
-          <w:ilvl w:val="0"/>
-          <w:numId w:val="61"/>
-        </w:numPr>
-        <w:rPr>
-          <w:lang w:val="fr-CH"/>
-        </w:rPr>
-      </w:pPr>
-      <w:r>
-        <w:rPr>
-          <w:lang w:val="fr-CH"/>
-        </w:rPr>
-        <w:t>Les charactères spéciaux « / </w:t>
-      </w:r>
-      <w:proofErr w:type="gramStart"/>
-      <w:r>
-        <w:rPr>
-          <w:lang w:val="fr-CH"/>
-        </w:rPr>
-        <w:t xml:space="preserve">\ </w:t>
-      </w:r>
-      <w:r>
-        <w:rPr>
-          <w:lang w:val="fr-CH"/>
-        </w:rPr>
-        <w:t xml:space="preserve"> :</w:t>
-      </w:r>
-      <w:proofErr w:type="gramEnd"/>
-      <w:r>
-        <w:rPr>
-          <w:lang w:val="fr-CH"/>
-        </w:rPr>
-        <w:t xml:space="preserve"> </w:t>
-      </w:r>
-      <w:proofErr w:type="gramStart"/>
-      <w:r>
-        <w:rPr>
-          <w:lang w:val="fr-CH"/>
-        </w:rPr>
-        <w:t>*  "</w:t>
-      </w:r>
-      <w:proofErr w:type="gramEnd"/>
-      <w:r>
-        <w:rPr>
-          <w:lang w:val="fr-CH"/>
-        </w:rPr>
-        <w:t xml:space="preserve"> &lt; &gt; | </w:t>
-      </w:r>
-      <w:proofErr w:type="gramStart"/>
-      <w:r>
-        <w:rPr>
-          <w:lang w:val="fr-CH"/>
-        </w:rPr>
-        <w:t>{ }</w:t>
-      </w:r>
-      <w:proofErr w:type="gramEnd"/>
-      <w:r>
-        <w:rPr>
-          <w:lang w:val="fr-CH"/>
-        </w:rPr>
-        <w:t xml:space="preserve"> &amp; # % $ @</w:t>
-      </w:r>
-      <w:r>
-        <w:rPr>
-          <w:lang w:val="fr-CH"/>
-        </w:rPr>
-        <w:t> »</w:t>
-      </w:r>
-    </w:p>
-    <w:p>
-      <w:pPr>
-        <w:pStyle w:val="ListParagraph"/>
-        <w:numPr>
-          <w:ilvl w:val="0"/>
-          <w:numId w:val="61"/>
-        </w:numPr>
-        <w:rPr>
-          <w:lang w:val="fr-CH"/>
-        </w:rPr>
-      </w:pPr>
-      <w:r>
-        <w:rPr>
-          <w:lang w:val="fr-CH"/>
-        </w:rPr>
-        <w:t>La ponctuation</w:t>
-      </w:r>
-      <w:r>
-        <w:rPr>
-          <w:lang w:val="fr-CH"/>
-        </w:rPr>
-        <w:t xml:space="preserve"> « ?</w:t>
-      </w:r>
-      <w:r>
-        <w:rPr>
-          <w:lang w:val="fr-CH"/>
-        </w:rPr>
-        <w:t> </w:t>
-      </w:r>
-      <w:proofErr w:type="gramStart"/>
-      <w:r>
-        <w:rPr>
-          <w:lang w:val="fr-CH"/>
-        </w:rPr>
-        <w:t>! .</w:t>
-      </w:r>
-      <w:proofErr w:type="gramEnd"/>
-      <w:r>
-        <w:rPr>
-          <w:lang w:val="fr-CH"/>
-        </w:rPr>
-        <w:t> ; :</w:t>
-      </w:r>
-      <w:r>
-        <w:rPr>
-          <w:lang w:val="fr-CH"/>
-        </w:rPr>
-        <w:t>»</w:t>
-      </w:r>
-      <w:r>
-        <w:rPr>
-          <w:lang w:val="fr-CH"/>
-        </w:rPr>
-        <w:t xml:space="preserve"> (sauf le point juste avant l’extension de fichier)</w:t>
-      </w:r>
-    </w:p>
-    <w:p>
-      <w:pPr>
-        <w:pStyle w:val="ListParagraph"/>
-        <w:numPr>
-          <w:ilvl w:val="0"/>
-          <w:numId w:val="61"/>
-        </w:numPr>
-        <w:rPr>
-          <w:lang w:val="fr-CH"/>
-        </w:rPr>
-      </w:pPr>
-      <w:r>
-        <w:rPr>
-          <w:lang w:val="fr-CH"/>
-        </w:rPr>
-        <w:t xml:space="preserve">Les espaces </w:t>
-      </w:r>
-      <w:proofErr w:type="gramStart"/>
-      <w:r>
-        <w:rPr>
-          <w:lang w:val="fr-CH"/>
-        </w:rPr>
-        <w:t>«  »</w:t>
-      </w:r>
-      <w:proofErr w:type="gramEnd"/>
-    </w:p>
-    <w:p>
-      <w:pPr>
-        <w:pStyle w:val="ListParagraph"/>
-        <w:numPr>
-          <w:ilvl w:val="0"/>
-          <w:numId w:val="61"/>
-        </w:numPr>
-        <w:rPr>
-          <w:lang w:val="fr-CH"/>
-        </w:rPr>
-      </w:pPr>
-      <w:r>
-        <w:rPr>
-          <w:lang w:val="fr-CH"/>
-        </w:rPr>
-        <w:t xml:space="preserve">Les </w:t>
-      </w:r>
-      <w:proofErr w:type="gramStart"/>
-      <w:r>
-        <w:rPr>
-          <w:lang w:val="fr-CH"/>
-        </w:rPr>
-        <w:t xml:space="preserve">accents </w:t>
-      </w:r>
-      <w:r>
-        <w:rPr>
-          <w:lang w:val="fr-CH"/>
-        </w:rPr>
-        <w:t xml:space="preserve"> </w:t>
-      </w:r>
-      <w:r>
-        <w:rPr>
-          <w:lang w:val="fr-CH"/>
-        </w:rPr>
-        <w:t>«</w:t>
-      </w:r>
-      <w:proofErr w:type="gramEnd"/>
-      <w:r>
-        <w:rPr>
-          <w:lang w:val="fr-CH"/>
-        </w:rPr>
-        <w:t> </w:t>
-      </w:r>
-      <w:r>
-        <w:rPr>
-          <w:lang w:val="fr-CH"/>
-        </w:rPr>
-        <w:t>é, à, ô</w:t>
-      </w:r>
-      <w:r>
-        <w:rPr>
-          <w:lang w:val="fr-CH"/>
-        </w:rPr>
-        <w:t> »</w:t>
-      </w:r>
-      <w:r>
-        <w:rPr>
-          <w:lang w:val="fr-CH"/>
-        </w:rPr>
-        <w:t xml:space="preserve"> et cédilles </w:t>
-      </w:r>
-      <w:r>
-        <w:rPr>
-          <w:lang w:val="fr-CH"/>
-        </w:rPr>
-        <w:t>« </w:t>
-      </w:r>
-      <w:r>
-        <w:rPr>
-          <w:lang w:val="fr-CH"/>
-        </w:rPr>
-        <w:t>ç</w:t>
-      </w:r>
-      <w:r>
-        <w:rPr>
-          <w:lang w:val="fr-CH"/>
-        </w:rPr>
-        <w:t> »</w:t>
-      </w:r>
-    </w:p>
-    <w:p>
-      <w:pPr>
-        <w:pStyle w:val="ListParagraph"/>
-        <w:numPr>
-          <w:ilvl w:val="0"/>
-          <w:numId w:val="61"/>
-        </w:numPr>
-        <w:rPr>
-          <w:lang w:val="fr-CH"/>
-        </w:rPr>
-      </w:pPr>
-    </w:p>
-    <w:p>
-      <w:pPr>
-        <w:pStyle w:val="ListParagraph"/>
-        <w:ind w:left="567"/>
-        <w:rPr>
-          <w:lang w:val="fr-CH"/>
-        </w:rPr>
-      </w:pPr>
-      <w:r>
-        <w:rPr>
-          <w:lang w:val="fr-CH"/>
-        </w:rPr>
-        <w:t>C</w:t>
-      </w:r>
-      <w:r>
-        <w:rPr>
-          <w:lang w:val="fr-CH"/>
-        </w:rPr>
-        <w:t xml:space="preserve">ar </w:t>
-      </w:r>
-      <w:r>
-        <w:rPr>
-          <w:lang w:val="fr-CH"/>
-        </w:rPr>
-        <w:t>c</w:t>
-      </w:r>
-      <w:r>
-        <w:rPr>
-          <w:lang w:val="fr-CH"/>
-        </w:rPr>
-        <w:t>es caractères sont réservés par le système ou les applications (par ex. espace ou slash) et leur utilisation peut causer des erreurs, des problèmes de compatibilité (Windows, Mac, Linux) ou des bugs lors du transfert ou de la synchronisation de fichiers.</w:t>
-      </w:r>
-      <w:r>
-        <w:rPr>
-          <w:lang w:val="fr-CH"/>
-        </w:rPr>
-        <w:br/>
-      </w:r>
-      <w:r>
-        <w:rPr>
-          <w:lang w:val="fr-CH"/>
-        </w:rPr>
-        <w:br/>
-        <w:t>Exemple par rapport à l’exercice que nous avions fait</w:t>
-      </w:r>
-      <w:r>
-        <w:rPr>
-          <w:lang w:val="fr-CH"/>
-        </w:rPr>
-        <w:t xml:space="preserve"> </w:t>
-      </w:r>
-    </w:p>
-    <w:p>
-      <w:pPr>
-        <w:pStyle w:val="ListParagraph"/>
-        <w:ind w:left="927"/>
-        <w:rPr>
-          <w:lang w:val="fr-CH"/>
-        </w:rPr>
-      </w:pPr>
-    </w:p>
-    <w:p>
-      <w:pPr>
-        <w:pStyle w:val="F2"/>
-      </w:pPr>
-      <w:r>
-        <w:t>Création d’un Power Point propre</w:t>
-      </w:r>
-    </w:p>
-    <w:p>
-      <w:pPr>
-        <w:ind w:left="567"/>
-        <w:rPr>
-          <w:lang w:val="fr-CH"/>
-        </w:rPr>
-      </w:pPr>
-      <w:r>
-        <w:rPr>
-          <w:lang w:val="fr-CH"/>
-        </w:rPr>
-        <w:t xml:space="preserve">Une présentation power point se doit de remplir </w:t>
-      </w:r>
-      <w:proofErr w:type="gramStart"/>
-      <w:r>
-        <w:rPr>
-          <w:lang w:val="fr-CH"/>
-        </w:rPr>
-        <w:t>certains critère</w:t>
-      </w:r>
-      <w:proofErr w:type="gramEnd"/>
-      <w:r>
-        <w:rPr>
-          <w:lang w:val="fr-CH"/>
-        </w:rPr>
-        <w:t xml:space="preserve"> afin d’être une présentation professionnelle et utile</w:t>
-      </w:r>
-      <w:r>
-        <w:rPr>
-          <w:lang w:val="fr-CH"/>
-        </w:rPr>
-        <w:t>.</w:t>
-      </w:r>
-      <w:r>
-        <w:rPr>
-          <w:lang w:val="fr-CH"/>
-        </w:rPr>
-        <w:br/>
-      </w:r>
-      <w:r>
-        <w:rPr>
-          <w:lang w:val="fr-CH"/>
-        </w:rPr>
-        <w:br/>
-        <w:t>Par exemple :</w:t>
-      </w:r>
-      <w:r>
-        <w:rPr>
-          <w:lang w:val="fr-CH"/>
-        </w:rPr>
-        <w:br/>
-        <w:t>- pas de blagues</w:t>
-      </w:r>
-    </w:p>
-    <w:p>
-      <w:pPr>
-        <w:pStyle w:val="ListParagraph"/>
-        <w:numPr>
-          <w:ilvl w:val="0"/>
-          <w:numId w:val="61"/>
-        </w:numPr>
-        <w:rPr>
-          <w:lang w:val="fr-CH"/>
-        </w:rPr>
-      </w:pPr>
-      <w:r>
-        <w:rPr>
-          <w:lang w:val="fr-CH"/>
-        </w:rPr>
-        <w:t>Connaître son public</w:t>
-      </w:r>
-    </w:p>
-    <w:p>
-      <w:pPr>
-        <w:pStyle w:val="ListParagraph"/>
-        <w:numPr>
-          <w:ilvl w:val="0"/>
-          <w:numId w:val="61"/>
-        </w:numPr>
-        <w:rPr>
-          <w:lang w:val="fr-CH"/>
-        </w:rPr>
-      </w:pPr>
-      <w:r>
-        <w:rPr>
-          <w:lang w:val="fr-CH"/>
-        </w:rPr>
-        <w:t>Pas de numéro de page sur la page de garde</w:t>
-      </w:r>
-    </w:p>
-    <w:p>
-      <w:pPr>
-        <w:pStyle w:val="ListParagraph"/>
-        <w:numPr>
-          <w:ilvl w:val="0"/>
-          <w:numId w:val="61"/>
-        </w:numPr>
-        <w:rPr>
-          <w:lang w:val="fr-CH"/>
-        </w:rPr>
-      </w:pPr>
-      <w:r>
-        <w:rPr>
-          <w:lang w:val="fr-CH"/>
-        </w:rPr>
-        <w:t xml:space="preserve">Pas de </w:t>
-      </w:r>
-      <w:proofErr w:type="gramStart"/>
-      <w:r>
-        <w:rPr>
-          <w:lang w:val="fr-CH"/>
-        </w:rPr>
-        <w:t>transition spéciales</w:t>
-      </w:r>
-      <w:proofErr w:type="gramEnd"/>
-    </w:p>
-    <w:p>
-      <w:pPr>
-        <w:pStyle w:val="ListParagraph"/>
-        <w:numPr>
-          <w:ilvl w:val="0"/>
-          <w:numId w:val="61"/>
-        </w:numPr>
-        <w:rPr>
-          <w:lang w:val="fr-CH"/>
-        </w:rPr>
-      </w:pPr>
-      <w:r>
-        <w:rPr>
-          <w:lang w:val="fr-CH"/>
-        </w:rPr>
-        <w:t xml:space="preserve">Numéroter </w:t>
-      </w:r>
-      <w:proofErr w:type="gramStart"/>
-      <w:r>
-        <w:rPr>
-          <w:lang w:val="fr-CH"/>
-        </w:rPr>
-        <w:t>les slide</w:t>
-      </w:r>
-      <w:proofErr w:type="gramEnd"/>
-      <w:r>
-        <w:rPr>
-          <w:lang w:val="fr-CH"/>
-        </w:rPr>
-        <w:t xml:space="preserve"> </w:t>
-      </w:r>
-    </w:p>
-    <w:p>
-      <w:pPr>
-        <w:pStyle w:val="ListParagraph"/>
-        <w:numPr>
-          <w:ilvl w:val="0"/>
-          <w:numId w:val="61"/>
-        </w:numPr>
-        <w:rPr>
-          <w:lang w:val="fr-CH"/>
-        </w:rPr>
-      </w:pPr>
-      <w:r>
-        <w:rPr>
-          <w:lang w:val="fr-CH"/>
-        </w:rPr>
-        <w:t xml:space="preserve">Mettre </w:t>
-      </w:r>
-      <w:proofErr w:type="spellStart"/>
-      <w:r>
-        <w:rPr>
-          <w:lang w:val="fr-CH"/>
-        </w:rPr>
-        <w:t>uhne</w:t>
-      </w:r>
-      <w:proofErr w:type="spellEnd"/>
-      <w:r>
-        <w:rPr>
-          <w:lang w:val="fr-CH"/>
-        </w:rPr>
-        <w:t xml:space="preserve"> </w:t>
-      </w:r>
-      <w:proofErr w:type="spellStart"/>
-      <w:r>
-        <w:rPr>
-          <w:lang w:val="fr-CH"/>
-        </w:rPr>
-        <w:t>entete</w:t>
-      </w:r>
-      <w:proofErr w:type="spellEnd"/>
-      <w:r>
-        <w:rPr>
-          <w:lang w:val="fr-CH"/>
-        </w:rPr>
-        <w:t xml:space="preserve"> et un pied de page</w:t>
-      </w:r>
-    </w:p>
-    <w:p>
-      <w:pPr>
-        <w:pStyle w:val="ListParagraph"/>
-        <w:ind w:left="927"/>
-        <w:rPr>
-          <w:lang w:val="fr-CH"/>
-        </w:rPr>
-      </w:pPr>
-      <w:proofErr w:type="gramStart"/>
-      <w:r>
-        <w:rPr>
-          <w:lang w:val="fr-CH"/>
-        </w:rPr>
-        <w:t>j</w:t>
-      </w:r>
-      <w:proofErr w:type="gramEnd"/>
-    </w:p>
-    <w:p>
-      <w:pPr>
-        <w:rPr>
-          <w:sz w:val="24"/>
-          <w:szCs w:val="24"/>
-          <w:lang w:val="fr-CH"/>
-        </w:rPr>
-      </w:pPr>
-    </w:p>
-    <w:p>
-      <w:pPr>
-        <w:pStyle w:val="F3"/>
-      </w:pPr>
-      <w:bookmarkStart w:id="3" w:name="_Toc206406702"/>
-      <w:r>
-        <w:t>Oublié</w:t>
-      </w:r>
-      <w:r>
-        <w:t xml:space="preserve"> les informations</w:t>
-      </w:r>
-      <w:bookmarkEnd w:id="3"/>
-    </w:p>
-    <w:p>
-      <w:pPr>
-        <w:rPr>
-          <w:lang w:val="fr-CH"/>
-        </w:rPr>
-      </w:pPr>
-    </w:p>
-    <w:p>
-      <w:pPr>
-        <w:pStyle w:val="F2"/>
-      </w:pPr>
-      <w:bookmarkStart w:id="4" w:name="_Toc206406703"/>
-      <w:r>
-        <w:t>Pourquoi la prise de note</w:t>
-      </w:r>
-      <w:bookmarkEnd w:id="4"/>
-    </w:p>
-    <w:p>
-      <w:pPr>
-        <w:ind w:left="567"/>
-        <w:rPr>
-          <w:sz w:val="24"/>
-          <w:szCs w:val="24"/>
-          <w:lang w:val="fr-CH"/>
-        </w:rPr>
-      </w:pPr>
-      <w:r>
-        <w:rPr>
-          <w:sz w:val="24"/>
-          <w:szCs w:val="24"/>
-          <w:lang w:val="fr-CH"/>
-        </w:rPr>
-        <w:t xml:space="preserve">Après le film ont à </w:t>
-      </w:r>
-      <w:r>
-        <w:rPr>
-          <w:sz w:val="24"/>
-          <w:szCs w:val="24"/>
-          <w:lang w:val="fr-CH"/>
-        </w:rPr>
-        <w:t>dû</w:t>
-      </w:r>
-      <w:r>
-        <w:rPr>
-          <w:sz w:val="24"/>
-          <w:szCs w:val="24"/>
-          <w:lang w:val="fr-CH"/>
-        </w:rPr>
-        <w:t xml:space="preserve"> répondre </w:t>
-      </w:r>
-      <w:proofErr w:type="gramStart"/>
-      <w:r>
-        <w:rPr>
-          <w:sz w:val="24"/>
-          <w:szCs w:val="24"/>
-          <w:lang w:val="fr-CH"/>
-        </w:rPr>
-        <w:t>a</w:t>
-      </w:r>
-      <w:proofErr w:type="gramEnd"/>
-      <w:r>
-        <w:rPr>
-          <w:sz w:val="24"/>
-          <w:szCs w:val="24"/>
-          <w:lang w:val="fr-CH"/>
-        </w:rPr>
-        <w:t xml:space="preserve"> 20 questions sur le film de </w:t>
-      </w:r>
-      <w:proofErr w:type="spellStart"/>
-      <w:r>
-        <w:rPr>
-          <w:sz w:val="24"/>
-          <w:szCs w:val="24"/>
-          <w:lang w:val="fr-CH"/>
-        </w:rPr>
-        <w:t>waver</w:t>
-      </w:r>
-      <w:proofErr w:type="spellEnd"/>
-      <w:r>
-        <w:rPr>
-          <w:sz w:val="24"/>
-          <w:szCs w:val="24"/>
-          <w:lang w:val="fr-CH"/>
-        </w:rPr>
-        <w:t>. Les réponses de ces questions étaient dans le film.</w:t>
-      </w:r>
-    </w:p>
-    <w:p>
-      <w:pPr>
-        <w:rPr>
-          <w:sz w:val="24"/>
-          <w:szCs w:val="24"/>
-          <w:lang w:val="fr-CH"/>
-        </w:rPr>
-      </w:pPr>
-      <w:r>
-        <w:rPr>
-          <w:sz w:val="24"/>
-          <w:szCs w:val="24"/>
-          <w:lang w:val="fr-CH"/>
-        </w:rPr>
-        <w:t>S</w:t>
-      </w:r>
-      <w:r>
-        <w:rPr>
-          <w:sz w:val="24"/>
-          <w:szCs w:val="24"/>
-          <w:lang w:val="fr-CH"/>
-        </w:rPr>
-        <w:t xml:space="preserve">ur </w:t>
-      </w:r>
-      <w:r>
-        <w:rPr>
-          <w:sz w:val="24"/>
-          <w:szCs w:val="24"/>
-          <w:lang w:val="fr-CH"/>
-        </w:rPr>
-        <w:t>les 14 apprentis, seul 2 ont réussi à répondre a 45% des questions.</w:t>
-      </w:r>
     </w:p>
     <w:p>
       <w:pPr>
@@ -4503,794 +522,12 @@
       <w:pPr>
         <w:pStyle w:val="F1"/>
       </w:pPr>
-      <w:bookmarkStart w:id="5" w:name="_Toc206406704"/>
-      <w:r>
-        <w:lastRenderedPageBreak/>
-        <w:t xml:space="preserve">Méthodes </w:t>
-      </w:r>
-      <w:r>
-        <w:t>et outils</w:t>
-      </w:r>
-      <w:r>
-        <w:t xml:space="preserve"> pour exécuter un travail professionnel</w:t>
-      </w:r>
-      <w:bookmarkEnd w:id="5"/>
-    </w:p>
-    <w:p>
-      <w:pPr>
-        <w:rPr>
-          <w:sz w:val="24"/>
-          <w:szCs w:val="24"/>
-        </w:rPr>
-      </w:pPr>
-    </w:p>
-    <w:p>
-      <w:pPr>
-        <w:pStyle w:val="F2"/>
-      </w:pPr>
-      <w:bookmarkStart w:id="6" w:name="_Toc206406705"/>
-      <w:r>
-        <w:t>M</w:t>
-      </w:r>
-      <w:r>
-        <w:t>éthodes de travail</w:t>
-      </w:r>
-      <w:bookmarkEnd w:id="6"/>
-    </w:p>
-    <w:p>
-      <w:pPr>
-        <w:rPr>
-          <w:lang w:val="fr-CH"/>
-        </w:rPr>
-      </w:pPr>
-      <w:r>
-        <w:rPr>
-          <w:lang w:val="fr-CH"/>
-        </w:rPr>
-        <w:t xml:space="preserve">Décrire </w:t>
-      </w:r>
-      <w:r>
-        <w:rPr>
-          <w:lang w:val="fr-CH"/>
-        </w:rPr>
-        <w:t>la méthode</w:t>
-      </w:r>
-      <w:r>
-        <w:rPr>
-          <w:lang w:val="fr-CH"/>
-        </w:rPr>
-        <w:t xml:space="preserve"> de travail, </w:t>
-      </w:r>
-      <w:r>
-        <w:rPr>
-          <w:lang w:val="fr-CH"/>
-        </w:rPr>
-        <w:t>définition</w:t>
-      </w:r>
-      <w:r>
-        <w:rPr>
-          <w:lang w:val="fr-CH"/>
-        </w:rPr>
-        <w:t xml:space="preserve"> IPERKA est une méthode de travail basé sur le une itération des information et tâches </w:t>
-      </w:r>
-      <w:proofErr w:type="spellStart"/>
-      <w:proofErr w:type="gramStart"/>
-      <w:r>
-        <w:rPr>
-          <w:lang w:val="fr-CH"/>
-        </w:rPr>
-        <w:t>a</w:t>
-      </w:r>
-      <w:proofErr w:type="spellEnd"/>
-      <w:proofErr w:type="gramEnd"/>
-      <w:r>
-        <w:rPr>
-          <w:lang w:val="fr-CH"/>
-        </w:rPr>
-        <w:t xml:space="preserve"> exécuter</w:t>
-      </w:r>
-    </w:p>
-    <w:p>
-      <w:pPr>
-        <w:rPr>
-          <w:lang w:val="fr-CH"/>
-        </w:rPr>
-      </w:pPr>
-      <w:r>
-        <w:rPr>
-          <w:noProof/>
-          <w:lang w:val="fr-CH"/>
-        </w:rPr>
-        <w:drawing>
-          <wp:anchor distT="0" distB="0" distL="114300" distR="114300" simplePos="0" relativeHeight="251660289" behindDoc="1" locked="0" layoutInCell="1" allowOverlap="1" wp14:anchorId="6CB89304" wp14:editId="11E1AFC1">
-            <wp:simplePos x="0" y="0"/>
-            <wp:positionH relativeFrom="column">
-              <wp:posOffset>1346553</wp:posOffset>
-            </wp:positionH>
-            <wp:positionV relativeFrom="paragraph">
-              <wp:posOffset>4445</wp:posOffset>
-            </wp:positionV>
-            <wp:extent cx="2536519" cy="3409245"/>
-            <wp:effectExtent l="0" t="0" r="0" b="1270"/>
-            <wp:wrapTight wrapText="bothSides">
-              <wp:wrapPolygon edited="0">
-                <wp:start x="0" y="0"/>
-                <wp:lineTo x="0" y="21487"/>
-                <wp:lineTo x="21416" y="21487"/>
-                <wp:lineTo x="21416" y="0"/>
-                <wp:lineTo x="0" y="0"/>
-              </wp:wrapPolygon>
-            </wp:wrapTight>
-            <wp:docPr id="2" name="Image 2"/>
-            <wp:cNvGraphicFramePr>
-              <a:graphicFrameLocks xmlns:a="http://schemas.openxmlformats.org/drawingml/2006/main" noChangeAspect="1"/>
-            </wp:cNvGraphicFramePr>
-            <a:graphic xmlns:a="http://schemas.openxmlformats.org/drawingml/2006/main">
-              <a:graphicData uri="http://schemas.openxmlformats.org/drawingml/2006/picture">
-                <pic:pic xmlns:pic="http://schemas.openxmlformats.org/drawingml/2006/picture">
-                  <pic:nvPicPr>
-                    <pic:cNvPr id="1" name=""/>
-                    <pic:cNvPicPr/>
-                  </pic:nvPicPr>
-                  <pic:blipFill>
-                    <a:blip r:embed="rId10"/>
-                    <a:stretch>
-                      <a:fillRect/>
-                    </a:stretch>
-                  </pic:blipFill>
-                  <pic:spPr>
-                    <a:xfrm>
-                      <a:off x="0" y="0"/>
-                      <a:ext cx="2536519" cy="3409245"/>
-                    </a:xfrm>
-                    <a:prstGeom prst="rect">
-                      <a:avLst/>
-                    </a:prstGeom>
-                  </pic:spPr>
-                </pic:pic>
-              </a:graphicData>
-            </a:graphic>
-          </wp:anchor>
-        </w:drawing>
-      </w:r>
-    </w:p>
-    <w:p>
-      <w:pPr>
-        <w:spacing w:before="0" w:after="200"/>
-        <w:jc w:val="left"/>
-        <w:rPr>
-          <w:sz w:val="24"/>
-          <w:szCs w:val="24"/>
-        </w:rPr>
-      </w:pPr>
-      <w:r>
-        <w:rPr>
-          <w:sz w:val="24"/>
-          <w:szCs w:val="24"/>
-        </w:rPr>
-        <w:br w:type="page"/>
-      </w:r>
-    </w:p>
-    <w:p>
-      <w:pPr>
-        <w:pStyle w:val="F3"/>
-      </w:pPr>
-      <w:bookmarkStart w:id="7" w:name="_Toc102870095"/>
-      <w:bookmarkStart w:id="8" w:name="_Toc206406706"/>
-      <w:r>
-        <w:lastRenderedPageBreak/>
-        <w:t>S’informer</w:t>
-      </w:r>
-      <w:bookmarkEnd w:id="7"/>
-      <w:bookmarkEnd w:id="8"/>
-    </w:p>
-    <w:p>
-      <w:pPr>
-        <w:ind w:left="426" w:firstLine="708"/>
-        <w:rPr>
-          <w:sz w:val="24"/>
-          <w:szCs w:val="24"/>
-        </w:rPr>
-      </w:pPr>
-      <w:r>
-        <w:rPr>
-          <w:sz w:val="24"/>
-          <w:szCs w:val="24"/>
-        </w:rPr>
-        <w:t>Que veut dire s’informer</w:t>
-      </w:r>
-    </w:p>
-    <w:p>
-      <w:pPr>
-        <w:pStyle w:val="F3"/>
-      </w:pPr>
-      <w:bookmarkStart w:id="9" w:name="_Toc102870096"/>
-      <w:bookmarkStart w:id="10" w:name="_Toc206406707"/>
-      <w:r>
-        <w:t>Planifier</w:t>
-      </w:r>
-      <w:bookmarkEnd w:id="9"/>
-      <w:bookmarkEnd w:id="10"/>
-    </w:p>
-    <w:p>
-      <w:pPr>
-        <w:rPr>
-          <w:sz w:val="24"/>
-          <w:szCs w:val="24"/>
-        </w:rPr>
-      </w:pPr>
-    </w:p>
-    <w:p>
-      <w:pPr>
-        <w:pStyle w:val="F3"/>
-      </w:pPr>
-      <w:bookmarkStart w:id="11" w:name="_Toc206406708"/>
-      <w:r>
-        <w:t>Décider</w:t>
-      </w:r>
-      <w:bookmarkEnd w:id="11"/>
-    </w:p>
-    <w:p>
-      <w:pPr>
-        <w:rPr>
-          <w:sz w:val="24"/>
-          <w:szCs w:val="24"/>
-        </w:rPr>
-      </w:pPr>
-    </w:p>
-    <w:p>
-      <w:pPr>
-        <w:pStyle w:val="F3"/>
-      </w:pPr>
-      <w:bookmarkStart w:id="12" w:name="_Toc206406709"/>
-      <w:r>
-        <w:t>Réaliser</w:t>
-      </w:r>
-      <w:bookmarkEnd w:id="12"/>
-    </w:p>
-    <w:p>
-      <w:pPr>
-        <w:rPr>
-          <w:sz w:val="24"/>
-          <w:szCs w:val="24"/>
-        </w:rPr>
-      </w:pPr>
-    </w:p>
-    <w:p>
-      <w:pPr>
-        <w:pStyle w:val="F3"/>
-      </w:pPr>
-      <w:bookmarkStart w:id="13" w:name="_Toc206406710"/>
-      <w:r>
-        <w:t>Contrôler</w:t>
-      </w:r>
-      <w:bookmarkEnd w:id="13"/>
-    </w:p>
-    <w:p>
-      <w:pPr>
-        <w:rPr>
-          <w:sz w:val="24"/>
-          <w:szCs w:val="24"/>
-        </w:rPr>
-      </w:pPr>
-    </w:p>
-    <w:p>
-      <w:pPr>
-        <w:pStyle w:val="F3"/>
-      </w:pPr>
-      <w:bookmarkStart w:id="14" w:name="_Toc206406711"/>
-      <w:r>
-        <w:t>Evaluer</w:t>
-      </w:r>
-      <w:bookmarkEnd w:id="14"/>
-    </w:p>
-    <w:p>
-      <w:pPr>
-        <w:rPr>
-          <w:lang w:val="fr-CH"/>
-        </w:rPr>
-      </w:pPr>
-    </w:p>
-    <w:p>
-      <w:pPr>
-        <w:pStyle w:val="F2"/>
-      </w:pPr>
-      <w:bookmarkStart w:id="15" w:name="_Toc206406712"/>
-      <w:r>
-        <w:t>Les outils pour un travail professionnelle</w:t>
-      </w:r>
-      <w:bookmarkEnd w:id="15"/>
-      <w:r>
-        <w:t xml:space="preserve"> </w:t>
-      </w:r>
-    </w:p>
-    <w:p>
-      <w:pPr>
-        <w:rPr>
-          <w:lang w:val="fr-CH"/>
-        </w:rPr>
-      </w:pPr>
-    </w:p>
-    <w:p>
-      <w:pPr>
-        <w:pStyle w:val="F3"/>
-      </w:pPr>
-      <w:bookmarkStart w:id="16" w:name="_Toc206406713"/>
-      <w:r>
-        <w:t>Prise de note</w:t>
-      </w:r>
-      <w:bookmarkEnd w:id="16"/>
-    </w:p>
-    <w:p>
-      <w:pPr>
-        <w:ind w:left="1134"/>
-        <w:rPr>
-          <w:lang w:val="fr-CH"/>
-        </w:rPr>
-      </w:pPr>
-      <w:r>
-        <w:rPr>
-          <w:lang w:val="fr-CH"/>
-        </w:rPr>
-        <w:t>La prise de note à été décrite au chapitre 2, pour les raisons de</w:t>
-      </w:r>
-      <w:r>
-        <w:rPr>
-          <w:lang w:val="fr-CH"/>
-        </w:rPr>
-        <w:t xml:space="preserve"> compréhension de la nécessité de la prise de note</w:t>
-      </w:r>
-    </w:p>
-    <w:p>
-      <w:pPr>
-        <w:rPr>
-          <w:lang w:val="fr-CH"/>
-        </w:rPr>
-      </w:pPr>
-    </w:p>
-    <w:p>
-      <w:pPr>
-        <w:pStyle w:val="F3"/>
-        <w:rPr>
-          <w:shd w:val="clear" w:color="auto" w:fill="FFFFFF"/>
-        </w:rPr>
-      </w:pPr>
-      <w:bookmarkStart w:id="17" w:name="_Toc206406714"/>
-      <w:r>
-        <w:rPr>
-          <w:shd w:val="clear" w:color="auto" w:fill="FFFFFF"/>
-        </w:rPr>
-        <w:t xml:space="preserve">Développer sa créativité - </w:t>
-      </w:r>
-      <w:proofErr w:type="spellStart"/>
-      <w:r>
-        <w:rPr>
-          <w:shd w:val="clear" w:color="auto" w:fill="FFFFFF"/>
-        </w:rPr>
-        <w:t>mind</w:t>
-      </w:r>
-      <w:proofErr w:type="spellEnd"/>
-      <w:r>
-        <w:rPr>
-          <w:shd w:val="clear" w:color="auto" w:fill="FFFFFF"/>
-        </w:rPr>
-        <w:t xml:space="preserve"> mapping</w:t>
-      </w:r>
-      <w:bookmarkEnd w:id="17"/>
-    </w:p>
-    <w:p>
-      <w:pPr>
-        <w:rPr>
-          <w:lang w:val="fr-CH"/>
-        </w:rPr>
-      </w:pPr>
-    </w:p>
-    <w:p>
-      <w:pPr>
-        <w:pStyle w:val="F3"/>
-        <w:rPr>
-          <w:rStyle w:val="autolink"/>
-          <w:rFonts w:cs="Arial"/>
-          <w:color w:val="1D2125"/>
-          <w:sz w:val="23"/>
-          <w:szCs w:val="23"/>
-          <w:shd w:val="clear" w:color="auto" w:fill="FFFFFF"/>
-        </w:rPr>
-      </w:pPr>
-      <w:bookmarkStart w:id="18" w:name="_Toc206406715"/>
-      <w:r>
-        <w:rPr>
-          <w:shd w:val="clear" w:color="auto" w:fill="FFFFFF"/>
-        </w:rPr>
-        <w:t xml:space="preserve">Planifier des tâches avec le </w:t>
-      </w:r>
-      <w:r>
-        <w:rPr>
-          <w:rStyle w:val="autolink"/>
-          <w:rFonts w:cs="Arial"/>
-          <w:color w:val="1D2125"/>
-          <w:sz w:val="23"/>
-          <w:szCs w:val="23"/>
-          <w:shd w:val="clear" w:color="auto" w:fill="FFFFFF"/>
-        </w:rPr>
-        <w:t>diagramme de Gantt</w:t>
-      </w:r>
-      <w:bookmarkEnd w:id="18"/>
-    </w:p>
-    <w:p>
-      <w:pPr>
-        <w:rPr>
-          <w:lang w:val="fr-CH"/>
-        </w:rPr>
-      </w:pPr>
-    </w:p>
-    <w:p>
-      <w:pPr>
-        <w:pStyle w:val="F1"/>
-        <w:rPr>
-          <w:rStyle w:val="autolink"/>
-        </w:rPr>
-      </w:pPr>
-      <w:r>
-        <w:rPr>
-          <w:rStyle w:val="autolink"/>
-        </w:rPr>
-        <w:lastRenderedPageBreak/>
-        <w:t>Sujet</w:t>
-      </w:r>
-    </w:p>
-    <w:p>
-      <w:pPr>
-        <w:rPr>
-          <w:rFonts w:cs="Arial"/>
-          <w:lang w:val="fr-CH"/>
-        </w:rPr>
-      </w:pPr>
-      <w:proofErr w:type="spellStart"/>
-      <w:r>
-        <w:rPr>
-          <w:rStyle w:val="autolink"/>
-          <w:rFonts w:cs="Arial"/>
-          <w:color w:val="1D2125"/>
-          <w:shd w:val="clear" w:color="auto" w:fill="FFFFFF"/>
-        </w:rPr>
-        <w:t>Flowchart</w:t>
-      </w:r>
-      <w:proofErr w:type="spellEnd"/>
-    </w:p>
-    <w:p>
-      <w:pPr>
-        <w:rPr>
-          <w:lang w:val="fr-CH"/>
-        </w:rPr>
-      </w:pPr>
-    </w:p>
-    <w:p>
-      <w:pPr>
-        <w:spacing w:before="0" w:after="200"/>
-        <w:jc w:val="left"/>
-        <w:rPr>
-          <w:sz w:val="24"/>
-          <w:szCs w:val="24"/>
-          <w:lang w:val="fr-CH"/>
-        </w:rPr>
-      </w:pPr>
-      <w:r>
-        <w:rPr>
-          <w:sz w:val="24"/>
-          <w:szCs w:val="24"/>
-          <w:lang w:val="fr-CH"/>
-        </w:rPr>
-        <w:br w:type="page"/>
-      </w:r>
-    </w:p>
-    <w:p>
-      <w:pPr>
-        <w:pStyle w:val="F1"/>
-      </w:pPr>
-      <w:bookmarkStart w:id="19" w:name="_Toc206406717"/>
-      <w:r>
-        <w:lastRenderedPageBreak/>
-        <w:t>Prochain sujet</w:t>
-      </w:r>
-      <w:bookmarkEnd w:id="19"/>
-      <w:r>
-        <w:t xml:space="preserve"> </w:t>
-      </w:r>
-    </w:p>
-    <w:p>
-      <w:pPr>
-        <w:rPr>
-          <w:lang w:val="fr-CH"/>
-        </w:rPr>
-      </w:pPr>
-      <w:r>
-        <w:rPr>
-          <w:lang w:val="fr-CH"/>
-        </w:rPr>
-        <w:t xml:space="preserve">Et </w:t>
-      </w:r>
-      <w:r>
-        <w:rPr>
-          <w:lang w:val="fr-CH"/>
-        </w:rPr>
-        <w:t>on</w:t>
-      </w:r>
-      <w:r>
-        <w:rPr>
-          <w:lang w:val="fr-CH"/>
-        </w:rPr>
-        <w:t xml:space="preserve"> continue</w:t>
-      </w:r>
-    </w:p>
-    <w:p>
-      <w:pPr>
-        <w:spacing w:before="0" w:after="200"/>
-        <w:jc w:val="left"/>
-        <w:rPr>
-          <w:lang w:val="fr-CH"/>
-        </w:rPr>
-      </w:pPr>
-      <w:r>
-        <w:rPr>
-          <w:lang w:val="fr-CH"/>
-        </w:rPr>
-        <w:br w:type="page"/>
-      </w:r>
-    </w:p>
-    <w:p>
-      <w:pPr>
-        <w:pStyle w:val="F1"/>
-      </w:pPr>
-      <w:bookmarkStart w:id="20" w:name="_Toc206406718"/>
-      <w:r>
-        <w:lastRenderedPageBreak/>
-        <w:t>Conclusion</w:t>
-      </w:r>
-      <w:r>
-        <w:t xml:space="preserve"> du rapport</w:t>
-      </w:r>
-      <w:bookmarkEnd w:id="20"/>
-    </w:p>
-    <w:p>
-      <w:pPr>
-        <w:rPr>
-          <w:sz w:val="24"/>
-          <w:szCs w:val="24"/>
-          <w:lang w:val="fr-CH"/>
-        </w:rPr>
-      </w:pPr>
-      <w:r>
-        <w:rPr>
-          <w:sz w:val="24"/>
-          <w:szCs w:val="24"/>
-          <w:lang w:val="fr-CH"/>
-        </w:rPr>
-        <w:t>Ecrivez ce que vous avez appris et retenue</w:t>
-      </w:r>
-    </w:p>
-    <w:p>
-      <w:pPr>
-        <w:rPr>
-          <w:sz w:val="24"/>
-          <w:szCs w:val="24"/>
-          <w:lang w:val="fr-CH"/>
-        </w:rPr>
-      </w:pPr>
-    </w:p>
-    <w:p>
-      <w:pPr>
-        <w:rPr>
-          <w:sz w:val="24"/>
-          <w:szCs w:val="24"/>
-          <w:lang w:val="fr-CH"/>
-        </w:rPr>
-      </w:pPr>
-    </w:p>
-    <w:p>
-      <w:pPr>
-        <w:rPr>
-          <w:sz w:val="24"/>
-          <w:szCs w:val="24"/>
-          <w:lang w:val="fr-CH"/>
-        </w:rPr>
-      </w:pPr>
-    </w:p>
-    <w:p>
-      <w:pPr>
-        <w:rPr>
-          <w:sz w:val="24"/>
-          <w:szCs w:val="24"/>
-          <w:lang w:val="fr-CH"/>
-        </w:rPr>
-      </w:pPr>
-    </w:p>
-    <w:p>
-      <w:pPr>
-        <w:rPr>
-          <w:sz w:val="24"/>
-          <w:szCs w:val="24"/>
-          <w:lang w:val="fr-CH"/>
-        </w:rPr>
-      </w:pPr>
-    </w:p>
-    <w:p>
-      <w:pPr>
-        <w:rPr>
-          <w:sz w:val="24"/>
-          <w:szCs w:val="24"/>
-          <w:lang w:val="fr-CH"/>
-        </w:rPr>
-      </w:pPr>
-    </w:p>
-    <w:p>
-      <w:pPr>
-        <w:rPr>
-          <w:sz w:val="24"/>
-          <w:szCs w:val="24"/>
-          <w:lang w:val="fr-CH"/>
-        </w:rPr>
-      </w:pPr>
-    </w:p>
-    <w:p>
-      <w:pPr>
-        <w:rPr>
-          <w:sz w:val="24"/>
-          <w:szCs w:val="24"/>
-          <w:lang w:val="fr-CH"/>
-        </w:rPr>
-      </w:pPr>
-    </w:p>
-    <w:p>
-      <w:pPr>
-        <w:rPr>
-          <w:sz w:val="24"/>
-          <w:szCs w:val="24"/>
-          <w:lang w:val="fr-CH"/>
-        </w:rPr>
-      </w:pPr>
-    </w:p>
-    <w:p>
-      <w:pPr>
-        <w:rPr>
-          <w:sz w:val="24"/>
-          <w:szCs w:val="24"/>
-          <w:lang w:val="fr-CH"/>
-        </w:rPr>
-      </w:pPr>
-    </w:p>
-    <w:p>
-      <w:pPr>
-        <w:rPr>
-          <w:sz w:val="24"/>
-          <w:szCs w:val="24"/>
-          <w:lang w:val="fr-CH"/>
-        </w:rPr>
-      </w:pPr>
-    </w:p>
-    <w:p>
-      <w:pPr>
-        <w:rPr>
-          <w:sz w:val="24"/>
-          <w:szCs w:val="24"/>
-          <w:lang w:val="fr-CH"/>
-        </w:rPr>
-      </w:pPr>
-    </w:p>
-    <w:p>
-      <w:pPr>
-        <w:spacing w:before="0" w:after="200"/>
-        <w:jc w:val="left"/>
-        <w:rPr>
-          <w:sz w:val="24"/>
-          <w:szCs w:val="24"/>
-          <w:lang w:val="fr-CH"/>
-        </w:rPr>
-      </w:pPr>
-      <w:r>
-        <w:rPr>
-          <w:sz w:val="24"/>
-          <w:szCs w:val="24"/>
-          <w:lang w:val="fr-CH"/>
-        </w:rPr>
-        <w:br w:type="page"/>
-      </w:r>
-    </w:p>
-    <w:p>
-      <w:pPr>
-        <w:pStyle w:val="F1"/>
-      </w:pPr>
-      <w:bookmarkStart w:id="21" w:name="_Toc206406719"/>
-      <w:r>
-        <w:lastRenderedPageBreak/>
-        <w:t>Sources</w:t>
-      </w:r>
-      <w:bookmarkEnd w:id="21"/>
-    </w:p>
-    <w:p>
-      <w:pPr>
-        <w:rPr>
-          <w:sz w:val="24"/>
-          <w:szCs w:val="24"/>
-          <w:lang w:val="fr-CH"/>
-        </w:rPr>
-      </w:pPr>
-      <w:r>
-        <w:rPr>
-          <w:b/>
-          <w:bCs/>
-          <w:sz w:val="24"/>
-          <w:szCs w:val="24"/>
-          <w:lang w:val="fr-CH"/>
-        </w:rPr>
-        <w:t>Donner les sources</w:t>
-      </w:r>
-    </w:p>
-    <w:p>
-      <w:pPr>
-        <w:rPr>
-          <w:sz w:val="24"/>
-          <w:szCs w:val="24"/>
-          <w:lang w:val="fr-CH"/>
-        </w:rPr>
-      </w:pPr>
-    </w:p>
-    <w:p>
-      <w:pPr>
-        <w:rPr>
-          <w:sz w:val="24"/>
-          <w:szCs w:val="24"/>
-          <w:lang w:val="fr-CH"/>
-        </w:rPr>
-      </w:pPr>
-    </w:p>
-    <w:p>
-      <w:pPr>
-        <w:rPr>
-          <w:sz w:val="24"/>
-          <w:szCs w:val="24"/>
-          <w:lang w:val="fr-CH"/>
-        </w:rPr>
-      </w:pPr>
-    </w:p>
-    <w:p>
-      <w:pPr>
-        <w:rPr>
-          <w:sz w:val="24"/>
-          <w:szCs w:val="24"/>
-          <w:lang w:val="fr-CH"/>
-        </w:rPr>
-      </w:pPr>
-    </w:p>
-    <w:p>
-      <w:pPr>
-        <w:spacing w:before="0" w:after="200"/>
-        <w:jc w:val="left"/>
-        <w:rPr>
-          <w:sz w:val="24"/>
-          <w:szCs w:val="24"/>
-          <w:lang w:val="fr-CH"/>
-        </w:rPr>
-      </w:pPr>
-      <w:r>
-        <w:rPr>
-          <w:sz w:val="24"/>
-          <w:szCs w:val="24"/>
-          <w:lang w:val="fr-CH"/>
-        </w:rPr>
-        <w:br w:type="page"/>
-      </w:r>
-    </w:p>
-    <w:p>
-      <w:pPr>
-        <w:pStyle w:val="F1"/>
-      </w:pPr>
-      <w:bookmarkStart w:id="22" w:name="_Toc206406720"/>
+      <w:bookmarkStart w:id="0" w:name="_Toc206406720"/>
       <w:r>
         <w:lastRenderedPageBreak/>
         <w:t>Glossaire</w:t>
       </w:r>
-      <w:bookmarkEnd w:id="22"/>
+      <w:bookmarkEnd w:id="0"/>
     </w:p>
     <w:tbl>
       <w:tblPr>
@@ -5392,8 +629,17 @@
               <w:rPr>
                 <w:sz w:val="22"/>
                 <w:szCs w:val="22"/>
+                <w:lang w:val="en-US"/>
               </w:rPr>
             </w:pPr>
+            <w:r>
+              <w:rPr>
+                <w:sz w:val="22"/>
+                <w:szCs w:val="22"/>
+                <w:lang w:val="en-US"/>
+              </w:rPr>
+              <w:t>Half duplex&amp; full duplex</w:t>
+            </w:r>
           </w:p>
         </w:tc>
         <w:tc>
@@ -5539,250 +785,13 @@
     <w:p>
       <w:pPr>
         <w:rPr>
-          <w:sz w:val="24"/>
-          <w:szCs w:val="24"/>
-          <w:lang w:val="fr-CH"/>
+          <w:lang w:val="en-US"/>
         </w:rPr>
       </w:pPr>
     </w:p>
-    <w:p>
-      <w:pPr>
-        <w:rPr>
-          <w:sz w:val="24"/>
-          <w:szCs w:val="24"/>
-          <w:lang w:val="fr-CH"/>
-        </w:rPr>
-      </w:pPr>
-    </w:p>
-    <w:p>
-      <w:pPr>
-        <w:rPr>
-          <w:sz w:val="24"/>
-          <w:szCs w:val="24"/>
-          <w:lang w:val="fr-CH"/>
-        </w:rPr>
-      </w:pPr>
-    </w:p>
-    <w:p>
-      <w:pPr>
-        <w:rPr>
-          <w:sz w:val="24"/>
-          <w:szCs w:val="24"/>
-          <w:lang w:val="fr-CH"/>
-        </w:rPr>
-      </w:pPr>
-    </w:p>
-    <w:p>
-      <w:pPr>
-        <w:rPr>
-          <w:sz w:val="24"/>
-          <w:szCs w:val="24"/>
-          <w:lang w:val="fr-CH"/>
-        </w:rPr>
-      </w:pPr>
-    </w:p>
-    <w:p>
-      <w:pPr>
-        <w:rPr>
-          <w:sz w:val="24"/>
-          <w:szCs w:val="24"/>
-          <w:lang w:val="fr-CH"/>
-        </w:rPr>
-      </w:pPr>
-    </w:p>
-    <w:p>
-      <w:pPr>
-        <w:rPr>
-          <w:sz w:val="24"/>
-          <w:szCs w:val="24"/>
-          <w:lang w:val="fr-CH"/>
-        </w:rPr>
-      </w:pPr>
-    </w:p>
-    <w:p>
-      <w:pPr>
-        <w:rPr>
-          <w:sz w:val="24"/>
-          <w:szCs w:val="24"/>
-          <w:lang w:val="fr-CH"/>
-        </w:rPr>
-      </w:pPr>
-    </w:p>
-    <w:p>
-      <w:pPr>
-        <w:rPr>
-          <w:sz w:val="24"/>
-          <w:szCs w:val="24"/>
-          <w:lang w:val="fr-CH"/>
-        </w:rPr>
-      </w:pPr>
-    </w:p>
-    <w:p>
-      <w:pPr>
-        <w:spacing w:before="0" w:after="200"/>
-        <w:jc w:val="left"/>
-        <w:rPr>
-          <w:sz w:val="24"/>
-          <w:szCs w:val="24"/>
-          <w:lang w:val="fr-CH"/>
-        </w:rPr>
-      </w:pPr>
-      <w:r>
-        <w:rPr>
-          <w:sz w:val="24"/>
-          <w:szCs w:val="24"/>
-          <w:lang w:val="fr-CH"/>
-        </w:rPr>
-        <w:br w:type="page"/>
-      </w:r>
-    </w:p>
-    <w:p>
-      <w:pPr>
-        <w:pStyle w:val="F1"/>
-      </w:pPr>
-      <w:bookmarkStart w:id="23" w:name="_Toc206406721"/>
-      <w:r>
-        <w:lastRenderedPageBreak/>
-        <w:t>Table des illustrations</w:t>
-      </w:r>
-      <w:bookmarkEnd w:id="23"/>
-    </w:p>
-    <w:p>
-      <w:pPr>
-        <w:rPr>
-          <w:lang w:val="fr-CH"/>
-        </w:rPr>
-      </w:pPr>
-    </w:p>
-    <w:p>
-      <w:pPr>
-        <w:rPr>
-          <w:sz w:val="24"/>
-          <w:szCs w:val="24"/>
-          <w:lang w:val="fr-CH"/>
-        </w:rPr>
-      </w:pPr>
-    </w:p>
-    <w:p>
-      <w:pPr>
-        <w:rPr>
-          <w:sz w:val="24"/>
-          <w:szCs w:val="24"/>
-          <w:lang w:val="fr-CH"/>
-        </w:rPr>
-      </w:pPr>
-    </w:p>
-    <w:p>
-      <w:pPr>
-        <w:rPr>
-          <w:sz w:val="24"/>
-          <w:szCs w:val="24"/>
-          <w:lang w:val="fr-CH"/>
-        </w:rPr>
-      </w:pPr>
-    </w:p>
-    <w:p>
-      <w:pPr>
-        <w:rPr>
-          <w:sz w:val="24"/>
-          <w:szCs w:val="24"/>
-          <w:lang w:val="fr-CH"/>
-        </w:rPr>
-      </w:pPr>
-    </w:p>
-    <w:p>
-      <w:pPr>
-        <w:rPr>
-          <w:sz w:val="24"/>
-          <w:szCs w:val="24"/>
-          <w:lang w:val="fr-CH"/>
-        </w:rPr>
-      </w:pPr>
-    </w:p>
-    <w:p>
-      <w:pPr>
-        <w:spacing w:before="0" w:after="200"/>
-        <w:jc w:val="left"/>
-        <w:rPr>
-          <w:sz w:val="24"/>
-          <w:szCs w:val="24"/>
-          <w:lang w:val="fr-CH"/>
-        </w:rPr>
-      </w:pPr>
-      <w:r>
-        <w:rPr>
-          <w:sz w:val="24"/>
-          <w:szCs w:val="24"/>
-          <w:lang w:val="fr-CH"/>
-        </w:rPr>
-        <w:br w:type="page"/>
-      </w:r>
-    </w:p>
-    <w:p>
-      <w:pPr>
-        <w:pStyle w:val="F1"/>
-      </w:pPr>
-      <w:bookmarkStart w:id="24" w:name="_Toc206406722"/>
-      <w:r>
-        <w:lastRenderedPageBreak/>
-        <w:t>Annexes</w:t>
-      </w:r>
-      <w:bookmarkEnd w:id="24"/>
-    </w:p>
-    <w:p>
-      <w:pPr>
-        <w:rPr>
-          <w:sz w:val="24"/>
-          <w:szCs w:val="24"/>
-          <w:lang w:val="fr-CH"/>
-        </w:rPr>
-      </w:pPr>
-      <w:r>
-        <w:rPr>
-          <w:sz w:val="24"/>
-          <w:szCs w:val="24"/>
-          <w:lang w:val="fr-CH"/>
-        </w:rPr>
-        <w:t>Décrire</w:t>
-      </w:r>
-      <w:r>
-        <w:rPr>
-          <w:sz w:val="24"/>
-          <w:szCs w:val="24"/>
-          <w:lang w:val="fr-CH"/>
-        </w:rPr>
-        <w:t xml:space="preserve"> les documents annexes </w:t>
-      </w:r>
-      <w:r>
-        <w:rPr>
-          <w:sz w:val="24"/>
-          <w:szCs w:val="24"/>
-          <w:lang w:val="fr-CH"/>
-        </w:rPr>
-        <w:t>éventuelle lors de la remise du</w:t>
-      </w:r>
-      <w:r>
-        <w:rPr>
-          <w:sz w:val="24"/>
-          <w:szCs w:val="24"/>
-          <w:lang w:val="fr-CH"/>
-        </w:rPr>
-        <w:t xml:space="preserve"> rapport de travail technique.</w:t>
-      </w:r>
-    </w:p>
-    <w:p>
-      <w:pPr>
-        <w:rPr>
-          <w:sz w:val="24"/>
-          <w:szCs w:val="24"/>
-          <w:lang w:val="fr-CH"/>
-        </w:rPr>
-      </w:pPr>
-    </w:p>
-    <w:p/>
     <w:sectPr>
-      <w:headerReference w:type="default" r:id="rId11"/>
-      <w:footerReference w:type="default" r:id="rId12"/>
+      <w:headerReference w:type="default" r:id="rId9"/>
+      <w:footerReference w:type="default" r:id="rId10"/>
       <w:pgSz w:w="11906" w:h="16838"/>
       <w:pgMar w:top="1843" w:right="1417" w:bottom="1701" w:left="1417" w:header="708" w:footer="708" w:gutter="0"/>
       <w:pgNumType w:start="0"/>
@@ -5995,7 +1004,7 @@
         <w:noProof/>
         <w:lang w:val="fr-CH"/>
       </w:rPr>
-      <w:t>28 août 2025</w:t>
+      <w:t>17 septembre 2025</w:t>
     </w:r>
     <w:r>
       <w:rPr>
